--- a/docs/generated/Global-Exposures-Jan-2026.docx
+++ b/docs/generated/Global-Exposures-Jan-2026.docx
@@ -283,13 +283,13 @@
       </w:r>
     </w:p>
     <w:bookmarkEnd w:id="12"/>
-    <w:bookmarkStart w:id="13" w:name="X189dcd17226b6112b7f37340505f9969604bfb4"/>
+    <w:bookmarkStart w:id="13" w:name="Xc487381527629c5b15fdb5b1c0eebcad5867431"/>
     <w:p>
       <w:pPr>
         <w:pStyle w:val="Heading2"/>
       </w:pPr>
       <w:r>
-        <w:t xml:space="preserve">2. Install and run</w:t>
+        <w:t xml:space="preserve">2. Current operator boundary</w:t>
       </w:r>
     </w:p>
     <w:p>
@@ -297,290 +297,13 @@
         <w:pStyle w:val="FirstParagraph"/>
       </w:pPr>
       <w:r>
-        <w:t xml:space="preserve">From the repository root:</w:t>
-      </w:r>
-    </w:p>
-    <w:p>
-      <w:pPr>
-        <w:pStyle w:val="SourceCode"/>
-      </w:pPr>
-      <w:r>
-        <w:rPr>
-          <w:rStyle w:val="ExtensionTok"/>
-        </w:rPr>
-        <w:t xml:space="preserve">uv</w:t>
-      </w:r>
-      <w:r>
-        <w:rPr>
-          <w:rStyle w:val="NormalTok"/>
-        </w:rPr>
-        <w:t xml:space="preserve"> sync </w:t>
-      </w:r>
-      <w:r>
-        <w:rPr>
-          <w:rStyle w:val="AttributeTok"/>
-        </w:rPr>
-        <w:t xml:space="preserve">--project</w:t>
-      </w:r>
-      <w:r>
-        <w:rPr>
-          <w:rStyle w:val="NormalTok"/>
-        </w:rPr>
-        <w:t xml:space="preserve"> globalexposures </w:t>
-      </w:r>
-      <w:r>
-        <w:rPr>
-          <w:rStyle w:val="AttributeTok"/>
-        </w:rPr>
-        <w:t xml:space="preserve">--locked</w:t>
-      </w:r>
-      <w:r>
-        <w:br/>
-      </w:r>
-      <w:r>
-        <w:rPr>
-          <w:rStyle w:val="ExtensionTok"/>
-        </w:rPr>
-        <w:t xml:space="preserve">uv</w:t>
-      </w:r>
-      <w:r>
-        <w:rPr>
-          <w:rStyle w:val="NormalTok"/>
-        </w:rPr>
-        <w:t xml:space="preserve"> run </w:t>
-      </w:r>
-      <w:r>
-        <w:rPr>
-          <w:rStyle w:val="AttributeTok"/>
-        </w:rPr>
-        <w:t xml:space="preserve">--project</w:t>
-      </w:r>
-      <w:r>
-        <w:rPr>
-          <w:rStyle w:val="NormalTok"/>
-        </w:rPr>
-        <w:t xml:space="preserve"> globalexposures python globalexposures/exposures.py </w:t>
-      </w:r>
-      <w:r>
-        <w:rPr>
-          <w:rStyle w:val="AttributeTok"/>
-        </w:rPr>
-        <w:t xml:space="preserve">--help</w:t>
-      </w:r>
-    </w:p>
-    <w:p>
-      <w:pPr>
-        <w:pStyle w:val="FirstParagraph"/>
-      </w:pPr>
-      <w:r>
-        <w:t xml:space="preserve">Run all events with the approved configuration:</w:t>
-      </w:r>
-    </w:p>
-    <w:p>
-      <w:pPr>
-        <w:pStyle w:val="SourceCode"/>
-      </w:pPr>
-      <w:r>
-        <w:rPr>
-          <w:rStyle w:val="ExtensionTok"/>
-        </w:rPr>
-        <w:t xml:space="preserve">uv</w:t>
-      </w:r>
-      <w:r>
-        <w:rPr>
-          <w:rStyle w:val="NormalTok"/>
-        </w:rPr>
-        <w:t xml:space="preserve"> run </w:t>
-      </w:r>
-      <w:r>
-        <w:rPr>
-          <w:rStyle w:val="AttributeTok"/>
-        </w:rPr>
-        <w:t xml:space="preserve">--project</w:t>
-      </w:r>
-      <w:r>
-        <w:rPr>
-          <w:rStyle w:val="NormalTok"/>
-        </w:rPr>
-        <w:t xml:space="preserve"> globalexposures python globalexposures/exposures.py </w:t>
-      </w:r>
-      <w:r>
-        <w:rPr>
-          <w:rStyle w:val="DataTypeTok"/>
-        </w:rPr>
-        <w:t xml:space="preserve">\</w:t>
-      </w:r>
-      <w:r>
-        <w:br/>
-      </w:r>
-      <w:r>
-        <w:rPr>
-          <w:rStyle w:val="NormalTok"/>
-        </w:rPr>
-        <w:t xml:space="preserve">  </w:t>
-      </w:r>
-      <w:r>
-        <w:rPr>
-          <w:rStyle w:val="AttributeTok"/>
-        </w:rPr>
-        <w:t xml:space="preserve">--output-dir</w:t>
-      </w:r>
-      <w:r>
-        <w:rPr>
-          <w:rStyle w:val="NormalTok"/>
-        </w:rPr>
-        <w:t xml:space="preserve"> </w:t>
-      </w:r>
-      <w:r>
-        <w:rPr>
-          <w:rStyle w:val="StringTok"/>
-        </w:rPr>
-        <w:t xml:space="preserve">'&lt;new-run-folder&gt;'</w:t>
-      </w:r>
-    </w:p>
-    <w:p>
-      <w:pPr>
-        <w:pStyle w:val="FirstParagraph"/>
-      </w:pPr>
-      <w:r>
-        <w:t xml:space="preserve">Or select an event and approved overrides (replace the example values):</w:t>
-      </w:r>
-    </w:p>
-    <w:p>
-      <w:pPr>
-        <w:pStyle w:val="SourceCode"/>
-      </w:pPr>
-      <w:r>
-        <w:rPr>
-          <w:rStyle w:val="ExtensionTok"/>
-        </w:rPr>
-        <w:t xml:space="preserve">uv</w:t>
-      </w:r>
-      <w:r>
-        <w:rPr>
-          <w:rStyle w:val="NormalTok"/>
-        </w:rPr>
-        <w:t xml:space="preserve"> run </w:t>
-      </w:r>
-      <w:r>
-        <w:rPr>
-          <w:rStyle w:val="AttributeTok"/>
-        </w:rPr>
-        <w:t xml:space="preserve">--project</w:t>
-      </w:r>
-      <w:r>
-        <w:rPr>
-          <w:rStyle w:val="NormalTok"/>
-        </w:rPr>
-        <w:t xml:space="preserve"> globalexposures python globalexposures/exposures.py </w:t>
-      </w:r>
-      <w:r>
-        <w:rPr>
-          <w:rStyle w:val="DataTypeTok"/>
-        </w:rPr>
-        <w:t xml:space="preserve">\</w:t>
-      </w:r>
-      <w:r>
-        <w:br/>
-      </w:r>
-      <w:r>
-        <w:rPr>
-          <w:rStyle w:val="NormalTok"/>
-        </w:rPr>
-        <w:t xml:space="preserve">  </w:t>
-      </w:r>
-      <w:r>
-        <w:rPr>
-          <w:rStyle w:val="AttributeTok"/>
-        </w:rPr>
-        <w:t xml:space="preserve">--event-id</w:t>
-      </w:r>
-      <w:r>
-        <w:rPr>
-          <w:rStyle w:val="NormalTok"/>
-        </w:rPr>
-        <w:t xml:space="preserve"> 123 </w:t>
-      </w:r>
-      <w:r>
-        <w:rPr>
-          <w:rStyle w:val="AttributeTok"/>
-        </w:rPr>
-        <w:t xml:space="preserve">--peril</w:t>
-      </w:r>
-      <w:r>
-        <w:rPr>
-          <w:rStyle w:val="NormalTok"/>
-        </w:rPr>
-        <w:t xml:space="preserve"> 4 </w:t>
-      </w:r>
-      <w:r>
-        <w:rPr>
-          <w:rStyle w:val="AttributeTok"/>
-        </w:rPr>
-        <w:t xml:space="preserve">--portnum</w:t>
-      </w:r>
-      <w:r>
-        <w:rPr>
-          <w:rStyle w:val="NormalTok"/>
-        </w:rPr>
-        <w:t xml:space="preserve"> PORTFOLIO_NUMBER </w:t>
-      </w:r>
-      <w:r>
-        <w:rPr>
-          <w:rStyle w:val="DataTypeTok"/>
-        </w:rPr>
-        <w:t xml:space="preserve">\</w:t>
-      </w:r>
-      <w:r>
-        <w:br/>
-      </w:r>
-      <w:r>
-        <w:rPr>
-          <w:rStyle w:val="NormalTok"/>
-        </w:rPr>
-        <w:t xml:space="preserve">  </w:t>
-      </w:r>
-      <w:r>
-        <w:rPr>
-          <w:rStyle w:val="AttributeTok"/>
-        </w:rPr>
-        <w:t xml:space="preserve">--output-dir</w:t>
-      </w:r>
-      <w:r>
-        <w:rPr>
-          <w:rStyle w:val="NormalTok"/>
-        </w:rPr>
-        <w:t xml:space="preserve"> </w:t>
-      </w:r>
-      <w:r>
-        <w:rPr>
-          <w:rStyle w:val="StringTok"/>
-        </w:rPr>
-        <w:t xml:space="preserve">'&lt;new-run-folder&gt;'</w:t>
-      </w:r>
-    </w:p>
-    <w:p>
-      <w:pPr>
-        <w:pStyle w:val="FirstParagraph"/>
-      </w:pPr>
-      <w:r>
-        <w:t xml:space="preserve">Do</w:t>
-      </w:r>
-      <w:r>
-        <w:t xml:space="preserve"> </w:t>
-      </w:r>
-      <w:r>
-        <w:rPr>
-          <w:b/>
-          <w:bCs/>
-        </w:rPr>
-        <w:t xml:space="preserve">not</w:t>
-      </w:r>
-      <w:r>
-        <w:t xml:space="preserve"> </w:t>
-      </w:r>
-      <w:r>
-        <w:t xml:space="preserve">use</w:t>
+        <w:t xml:space="preserve">There is currently no approved no-Python SQL/Excel route for the spatial</w:t>
+      </w:r>
+      <w:r>
+        <w:t xml:space="preserve"> </w:t>
+      </w:r>
+      <w:r>
+        <w:t xml:space="preserve">calculation. Do not install Python or</w:t>
       </w:r>
       <w:r>
         <w:t xml:space="preserve"> </w:t>
@@ -589,19 +312,16 @@
         <w:rPr>
           <w:rStyle w:val="VerbatimChar"/>
         </w:rPr>
-        <w:t xml:space="preserve">--allow-missing-pml</w:t>
-      </w:r>
-      <w:r>
-        <w:t xml:space="preserve"> </w:t>
-      </w:r>
-      <w:r>
-        <w:t xml:space="preserve">for production: unknown loss can appear as</w:t>
-      </w:r>
-      <w:r>
-        <w:t xml:space="preserve"> </w:t>
-      </w:r>
-      <w:r>
-        <w:t xml:space="preserve">zero with a successful status. Exit</w:t>
+        <w:t xml:space="preserve">uv</w:t>
+      </w:r>
+      <w:r>
+        <w:t xml:space="preserve">, and do not run this route as an</w:t>
+      </w:r>
+      <w:r>
+        <w:t xml:space="preserve"> </w:t>
+      </w:r>
+      <w:r>
+        <w:t xml:space="preserve">operator workflow. The checked-in implementation remains</w:t>
       </w:r>
       <w:r>
         <w:t xml:space="preserve"> </w:t>
@@ -610,34 +330,33 @@
         <w:rPr>
           <w:rStyle w:val="VerbatimChar"/>
         </w:rPr>
-        <w:t xml:space="preserve">1</w:t>
-      </w:r>
-      <w:r>
-        <w:t xml:space="preserve"> </w:t>
-      </w:r>
-      <w:r>
-        <w:t xml:space="preserve">means pipeline failure;</w:t>
-      </w:r>
-      <w:r>
-        <w:t xml:space="preserve"> </w:t>
-      </w:r>
-      <w:r>
-        <w:rPr>
-          <w:rStyle w:val="VerbatimChar"/>
-        </w:rPr>
-        <w:t xml:space="preserve">2</w:t>
-      </w:r>
-      <w:r>
-        <w:t xml:space="preserve"> </w:t>
-      </w:r>
-      <w:r>
-        <w:t xml:space="preserve">means at</w:t>
-      </w:r>
-      <w:r>
-        <w:t xml:space="preserve"> </w:t>
-      </w:r>
-      <w:r>
-        <w:t xml:space="preserve">least one selected event failed. Do not deliver partial results.</w:t>
+        <w:t xml:space="preserve">globalexposures/exposures.py</w:t>
+      </w:r>
+      <w:r>
+        <w:t xml:space="preserve"> </w:t>
+      </w:r>
+      <w:r>
+        <w:t xml:space="preserve">and is maintainer/developer-only pending an</w:t>
+      </w:r>
+      <w:r>
+        <w:t xml:space="preserve"> </w:t>
+      </w:r>
+      <w:r>
+        <w:t xml:space="preserve">approved SQL Server spatial implementation.</w:t>
+      </w:r>
+    </w:p>
+    <w:p>
+      <w:pPr>
+        <w:pStyle w:val="BodyText"/>
+      </w:pPr>
+      <w:r>
+        <w:t xml:space="preserve">Do not load or deliver Global Exposures results from the current repository</w:t>
+      </w:r>
+      <w:r>
+        <w:t xml:space="preserve"> </w:t>
+      </w:r>
+      <w:r>
+        <w:t xml:space="preserve">without that implementation, its validation evidence, and owner approval.</w:t>
       </w:r>
     </w:p>
     <w:bookmarkEnd w:id="13"/>
@@ -1257,7 +976,7 @@
         <w:rPr>
           <w:rStyle w:val="VerbatimChar"/>
         </w:rPr>
-        <w:t xml:space="preserve">e24909debfc0c491a6ab6bd1b580a3d9d3d02c52</w:t>
+        <w:t xml:space="preserve">7ca91475efc981d1f0bfd8e943e1ef00485716c1</w:t>
       </w:r>
       <w:r>
         <w:t xml:space="preserve"> </w:t>
@@ -1332,7 +1051,7 @@
         <w:rPr>
           <w:rStyle w:val="VerbatimChar"/>
         </w:rPr>
-        <w:t xml:space="preserve">4f5c2cf5ca1f2011c1502e1d803716cbb4320a1af08b147893d96eb3dbcefa35</w:t>
+        <w:t xml:space="preserve">bd070a3f8dd013caf3c8c2e8b150be62bb8a769899562d9a6fe257a4a10f7e17</w:t>
       </w:r>
       <w:r>
         <w:t xml:space="preserve">.</w:t>
@@ -1409,7 +1128,7 @@
               <w:rPr>
                 <w:rStyle w:val="VerbatimChar"/>
               </w:rPr>
-              <w:t xml:space="preserve">c52790257d2b877bfb5f7780f9840503853eb98320bc441f861edd5951cd4d80</w:t>
+              <w:t xml:space="preserve">3d6c09da6f8390ab7167728e33b01b75b4e621ce1403b23d58ce505307b31994</w:t>
             </w:r>
           </w:p>
         </w:tc>

--- a/docs/generated/Global-Exposures-Jan-2026.docx
+++ b/docs/generated/Global-Exposures-Jan-2026.docx
@@ -976,7 +976,7 @@
         <w:rPr>
           <w:rStyle w:val="VerbatimChar"/>
         </w:rPr>
-        <w:t xml:space="preserve">7ca91475efc981d1f0bfd8e943e1ef00485716c1</w:t>
+        <w:t xml:space="preserve">ca6a2330f80faae748db89fc7160bcd90fc90543</w:t>
       </w:r>
       <w:r>
         <w:t xml:space="preserve"> </w:t>

--- a/docs/generated/Global-Exposures-Jan-2026.docx
+++ b/docs/generated/Global-Exposures-Jan-2026.docx
@@ -976,7 +976,7 @@
         <w:rPr>
           <w:rStyle w:val="VerbatimChar"/>
         </w:rPr>
-        <w:t xml:space="preserve">ca6a2330f80faae748db89fc7160bcd90fc90543</w:t>
+        <w:t xml:space="preserve">c8bb3839827c2d81c289b3c92ccac26e24c48725</w:t>
       </w:r>
       <w:r>
         <w:t xml:space="preserve"> </w:t>
@@ -1003,7 +1003,7 @@
         <w:rPr>
           <w:rStyle w:val="VerbatimChar"/>
         </w:rPr>
-        <w:t xml:space="preserve">1437fab170f5c71a3ed62a84a3505227ae3f043edb2dca53bc3ba73a413dbcfb</w:t>
+        <w:t xml:space="preserve">765e4a76df782e41f11d22fbd047c32337d86646f12e7c3af301a86318c6b023</w:t>
       </w:r>
       <w:r>
         <w:t xml:space="preserve">.</w:t>

--- a/docs/generated/Global-Exposures-Jan-2026.docx
+++ b/docs/generated/Global-Exposures-Jan-2026.docx
@@ -976,7 +976,7 @@
         <w:rPr>
           <w:rStyle w:val="VerbatimChar"/>
         </w:rPr>
-        <w:t xml:space="preserve">c8bb3839827c2d81c289b3c92ccac26e24c48725</w:t>
+        <w:t xml:space="preserve">11829071974c94f7418dbf71c0d0eb21f313595c</w:t>
       </w:r>
       <w:r>
         <w:t xml:space="preserve"> </w:t>

--- a/docs/generated/Global-Exposures-Jan-2026.docx
+++ b/docs/generated/Global-Exposures-Jan-2026.docx
@@ -976,7 +976,7 @@
         <w:rPr>
           <w:rStyle w:val="VerbatimChar"/>
         </w:rPr>
-        <w:t xml:space="preserve">11829071974c94f7418dbf71c0d0eb21f313595c</w:t>
+        <w:t xml:space="preserve">e24520a521577b73e2f98d6ddc64525d320b12b0</w:t>
       </w:r>
       <w:r>
         <w:t xml:space="preserve"> </w:t>
@@ -1003,7 +1003,7 @@
         <w:rPr>
           <w:rStyle w:val="VerbatimChar"/>
         </w:rPr>
-        <w:t xml:space="preserve">765e4a76df782e41f11d22fbd047c32337d86646f12e7c3af301a86318c6b023</w:t>
+        <w:t xml:space="preserve">865d85a521d3e2696c1a42dfd93528077803da83719ca46d3141a0066f77919f</w:t>
       </w:r>
       <w:r>
         <w:t xml:space="preserve">.</w:t>

--- a/docs/generated/Global-Exposures-Jan-2026.docx
+++ b/docs/generated/Global-Exposures-Jan-2026.docx
@@ -16,14 +16,6 @@
       </w:pPr>
       <w:r>
         <w:t xml:space="preserve">January 2026</w:t>
-      </w:r>
-    </w:p>
-    <w:p>
-      <w:pPr>
-        <w:pStyle w:val="BlockText"/>
-      </w:pPr>
-      <w:r>
-        <w:t xml:space="preserve">Short operator guide. Detailed technical references are linked, not included. Markdown is the maintained source; use approved inputs and templates for the reporting cycle.</w:t>
       </w:r>
     </w:p>
     <w:bookmarkStart w:id="16" w:name="Xf0bbf97d7b6fb9fef1744830da945e8638986bd"/>
@@ -656,7 +648,7 @@
     </w:p>
     <w:bookmarkEnd w:id="15"/>
     <w:bookmarkEnd w:id="16"/>
-    <w:bookmarkStart w:id="22" w:name="operating-controls-run-checklist"/>
+    <w:bookmarkStart w:id="21" w:name="operating-controls-run-checklist"/>
     <w:p>
       <w:pPr>
         <w:pStyle w:val="Heading1"/>
@@ -949,223 +941,7 @@
       </w:r>
     </w:p>
     <w:bookmarkEnd w:id="20"/>
-    <w:bookmarkStart w:id="21" w:name="source-identity"/>
-    <w:p>
-      <w:pPr>
-        <w:pStyle w:val="Heading2"/>
-      </w:pPr>
-      <w:r>
-        <w:t xml:space="preserve">Source identity</w:t>
-      </w:r>
-    </w:p>
-    <w:p>
-      <w:pPr>
-        <w:pStyle w:val="Compact"/>
-        <w:numPr>
-          <w:ilvl w:val="0"/>
-          <w:numId w:val="1016"/>
-        </w:numPr>
-      </w:pPr>
-      <w:r>
-        <w:t xml:space="preserve">Git revision:</w:t>
-      </w:r>
-      <w:r>
-        <w:t xml:space="preserve"> </w:t>
-      </w:r>
-      <w:r>
-        <w:rPr>
-          <w:rStyle w:val="VerbatimChar"/>
-        </w:rPr>
-        <w:t xml:space="preserve">e24520a521577b73e2f98d6ddc64525d320b12b0</w:t>
-      </w:r>
-      <w:r>
-        <w:t xml:space="preserve"> </w:t>
-      </w:r>
-      <w:r>
-        <w:t xml:space="preserve">(the working tree may contain uncommitted changes).</w:t>
-      </w:r>
-    </w:p>
-    <w:p>
-      <w:pPr>
-        <w:pStyle w:val="Compact"/>
-        <w:numPr>
-          <w:ilvl w:val="0"/>
-          <w:numId w:val="1016"/>
-        </w:numPr>
-      </w:pPr>
-      <w:r>
-        <w:t xml:space="preserve">Builder SHA-256:</w:t>
-      </w:r>
-      <w:r>
-        <w:t xml:space="preserve"> </w:t>
-      </w:r>
-      <w:r>
-        <w:rPr>
-          <w:rStyle w:val="VerbatimChar"/>
-        </w:rPr>
-        <w:t xml:space="preserve">865d85a521d3e2696c1a42dfd93528077803da83719ca46d3141a0066f77919f</w:t>
-      </w:r>
-      <w:r>
-        <w:t xml:space="preserve">.</w:t>
-      </w:r>
-    </w:p>
-    <w:p>
-      <w:pPr>
-        <w:pStyle w:val="Compact"/>
-        <w:numPr>
-          <w:ilvl w:val="0"/>
-          <w:numId w:val="1016"/>
-        </w:numPr>
-      </w:pPr>
-      <w:r>
-        <w:t xml:space="preserve">Assembly semantics:</w:t>
-      </w:r>
-      <w:r>
-        <w:t xml:space="preserve"> </w:t>
-      </w:r>
-      <w:r>
-        <w:rPr>
-          <w:rStyle w:val="VerbatimChar"/>
-        </w:rPr>
-        <w:t xml:space="preserve">docx-source-manifest-v1; stable-heading-anchors-v1; generated-link-rebase-v1; human-guides-only-v2</w:t>
-      </w:r>
-      <w:r>
-        <w:t xml:space="preserve">.</w:t>
-      </w:r>
-    </w:p>
-    <w:p>
-      <w:pPr>
-        <w:pStyle w:val="Compact"/>
-        <w:numPr>
-          <w:ilvl w:val="0"/>
-          <w:numId w:val="1016"/>
-        </w:numPr>
-      </w:pPr>
-      <w:r>
-        <w:t xml:space="preserve">Exact input-doc manifest SHA-256:</w:t>
-      </w:r>
-      <w:r>
-        <w:t xml:space="preserve"> </w:t>
-      </w:r>
-      <w:r>
-        <w:rPr>
-          <w:rStyle w:val="VerbatimChar"/>
-        </w:rPr>
-        <w:t xml:space="preserve">bd070a3f8dd013caf3c8c2e8b150be62bb8a769899562d9a6fe257a4a10f7e17</w:t>
-      </w:r>
-      <w:r>
-        <w:t xml:space="preserve">.</w:t>
-      </w:r>
-    </w:p>
-    <w:p>
-      <w:pPr>
-        <w:pStyle w:val="FirstParagraph"/>
-      </w:pPr>
-      <w:r>
-        <w:t xml:space="preserve">The per-file hashes below are computed from the current UTF-8 bytes, so uncommitted Markdown edits remain distinguishable even when the Git revision is unchanged:</w:t>
-      </w:r>
-    </w:p>
-    <w:tbl>
-      <w:tblPr>
-        <w:tblStyle w:val="Table"/>
-        <w:tblW w:type="pct" w:w="5000"/>
-        <w:tblLayout w:type="fixed"/>
-        <w:tblLook w:firstRow="1" w:lastRow="0" w:firstColumn="0" w:lastColumn="0" w:noHBand="0" w:noVBand="0" w:val="0020"/>
-      </w:tblPr>
-      <w:tblGrid>
-        <w:gridCol w:w="3960"/>
-        <w:gridCol w:w="3960"/>
-      </w:tblGrid>
-      <w:tr>
-        <w:trPr>
-          <w:tblHeader w:val="on"/>
-        </w:trPr>
-        <w:tc>
-          <w:tcPr/>
-          <w:p>
-            <w:pPr>
-              <w:pStyle w:val="Compact"/>
-            </w:pPr>
-            <w:r>
-              <w:t xml:space="preserve">Included source</w:t>
-            </w:r>
-          </w:p>
-        </w:tc>
-        <w:tc>
-          <w:tcPr/>
-          <w:p>
-            <w:pPr>
-              <w:pStyle w:val="Compact"/>
-            </w:pPr>
-            <w:r>
-              <w:t xml:space="preserve">SHA-256</w:t>
-            </w:r>
-          </w:p>
-        </w:tc>
-      </w:tr>
-      <w:tr>
-        <w:tc>
-          <w:tcPr/>
-          <w:p>
-            <w:pPr>
-              <w:pStyle w:val="Compact"/>
-            </w:pPr>
-            <w:r>
-              <w:rPr>
-                <w:rStyle w:val="VerbatimChar"/>
-              </w:rPr>
-              <w:t xml:space="preserve">docs/global-exposures/runbook.md</w:t>
-            </w:r>
-          </w:p>
-        </w:tc>
-        <w:tc>
-          <w:tcPr/>
-          <w:p>
-            <w:pPr>
-              <w:pStyle w:val="Compact"/>
-            </w:pPr>
-            <w:r>
-              <w:rPr>
-                <w:rStyle w:val="VerbatimChar"/>
-              </w:rPr>
-              <w:t xml:space="preserve">3d6c09da6f8390ab7167728e33b01b75b4e621ce1403b23d58ce505307b31994</w:t>
-            </w:r>
-          </w:p>
-        </w:tc>
-      </w:tr>
-      <w:tr>
-        <w:tc>
-          <w:tcPr/>
-          <w:p>
-            <w:pPr>
-              <w:pStyle w:val="Compact"/>
-            </w:pPr>
-            <w:r>
-              <w:rPr>
-                <w:rStyle w:val="VerbatimChar"/>
-              </w:rPr>
-              <w:t xml:space="preserve">docs/operating-controls.md</w:t>
-            </w:r>
-          </w:p>
-        </w:tc>
-        <w:tc>
-          <w:tcPr/>
-          <w:p>
-            <w:pPr>
-              <w:pStyle w:val="Compact"/>
-            </w:pPr>
-            <w:r>
-              <w:rPr>
-                <w:rStyle w:val="VerbatimChar"/>
-              </w:rPr>
-              <w:t xml:space="preserve">064cd9201e216d0f6c0258c9cc398782448e2f059ed7bbedc14be18691513a00</w:t>
-            </w:r>
-          </w:p>
-        </w:tc>
-      </w:tr>
-    </w:tbl>
     <w:bookmarkEnd w:id="21"/>
-    <w:bookmarkEnd w:id="22"/>
     <w:sectPr>
       <w:footnotePr>
         <w:numRestart w:val="eachSect"/>
@@ -1350,109 +1126,6 @@
       <w:pPr>
         <w:ind w:left="6480" w:hanging="360"/>
       </w:pPr>
-    </w:lvl>
-  </w:abstractNum>
-  <w:abstractNum w:abstractNumId="991">
-    <w:nsid w:val="0000A991"/>
-    <w:multiLevelType w:val="multilevel"/>
-    <w:lvl w:ilvl="0">
-      <w:numFmt w:val="bullet"/>
-      <w:lvlText w:val=""/>
-      <w:lvlJc w:val="left"/>
-      <w:pPr>
-        <w:ind w:left="720" w:hanging="360"/>
-      </w:pPr>
-      <w:rPr>
-        <w:rFonts w:ascii="Symbol" w:hAnsi="Symbol" w:cs="Symbol" w:hint="default"/>
-      </w:rPr>
-    </w:lvl>
-    <w:lvl w:ilvl="1">
-      <w:numFmt w:val="bullet"/>
-      <w:lvlText w:val="o"/>
-      <w:lvlJc w:val="left"/>
-      <w:pPr>
-        <w:ind w:left="1440" w:hanging="360"/>
-      </w:pPr>
-      <w:rPr>
-        <w:rFonts w:ascii="Courier New" w:hAnsi="Courier New" w:cs="Courier New" w:hint="default"/>
-      </w:rPr>
-    </w:lvl>
-    <w:lvl w:ilvl="2">
-      <w:numFmt w:val="bullet"/>
-      <w:lvlText w:val=""/>
-      <w:lvlJc w:val="left"/>
-      <w:pPr>
-        <w:ind w:left="2160" w:hanging="360"/>
-      </w:pPr>
-      <w:rPr>
-        <w:rFonts w:ascii="Wingdings" w:hAnsi="Wingdings" w:cs="Wingdings" w:hint="default"/>
-      </w:rPr>
-    </w:lvl>
-    <w:lvl w:ilvl="3">
-      <w:numFmt w:val="bullet"/>
-      <w:lvlText w:val=""/>
-      <w:lvlJc w:val="left"/>
-      <w:pPr>
-        <w:ind w:left="2880" w:hanging="360"/>
-      </w:pPr>
-      <w:rPr>
-        <w:rFonts w:ascii="Symbol" w:hAnsi="Symbol" w:cs="Symbol" w:hint="default"/>
-      </w:rPr>
-    </w:lvl>
-    <w:lvl w:ilvl="4">
-      <w:numFmt w:val="bullet"/>
-      <w:lvlText w:val="o"/>
-      <w:lvlJc w:val="left"/>
-      <w:pPr>
-        <w:ind w:left="3600" w:hanging="360"/>
-      </w:pPr>
-      <w:rPr>
-        <w:rFonts w:ascii="Courier New" w:hAnsi="Courier New" w:cs="Courier New" w:hint="default"/>
-      </w:rPr>
-    </w:lvl>
-    <w:lvl w:ilvl="5">
-      <w:numFmt w:val="bullet"/>
-      <w:lvlText w:val=""/>
-      <w:lvlJc w:val="left"/>
-      <w:pPr>
-        <w:ind w:left="4320" w:hanging="360"/>
-      </w:pPr>
-      <w:rPr>
-        <w:rFonts w:ascii="Wingdings" w:hAnsi="Wingdings" w:cs="Wingdings" w:hint="default"/>
-      </w:rPr>
-    </w:lvl>
-    <w:lvl w:ilvl="6">
-      <w:numFmt w:val="bullet"/>
-      <w:lvlText w:val=""/>
-      <w:lvlJc w:val="left"/>
-      <w:pPr>
-        <w:ind w:left="5040" w:hanging="360"/>
-      </w:pPr>
-      <w:rPr>
-        <w:rFonts w:ascii="Symbol" w:hAnsi="Symbol" w:cs="Symbol" w:hint="default"/>
-      </w:rPr>
-    </w:lvl>
-    <w:lvl w:ilvl="7">
-      <w:numFmt w:val="bullet"/>
-      <w:lvlText w:val="o"/>
-      <w:lvlJc w:val="left"/>
-      <w:pPr>
-        <w:ind w:left="5760" w:hanging="360"/>
-      </w:pPr>
-      <w:rPr>
-        <w:rFonts w:ascii="Courier New" w:hAnsi="Courier New" w:cs="Courier New" w:hint="default"/>
-      </w:rPr>
-    </w:lvl>
-    <w:lvl w:ilvl="8">
-      <w:numFmt w:val="bullet"/>
-      <w:lvlText w:val=""/>
-      <w:lvlJc w:val="left"/>
-      <w:pPr>
-        <w:ind w:left="6480" w:hanging="360"/>
-      </w:pPr>
-      <w:rPr>
-        <w:rFonts w:ascii="Wingdings" w:hAnsi="Wingdings" w:cs="Wingdings" w:hint="default"/>
-      </w:rPr>
     </w:lvl>
   </w:abstractNum>
   <w:num w:numId="1000">
@@ -1502,9 +1175,6 @@
   </w:num>
   <w:num w:numId="1015">
     <w:abstractNumId w:val="992"/>
-  </w:num>
-  <w:num w:numId="1016">
-    <w:abstractNumId w:val="991"/>
   </w:num>
 </w:numbering>
 </file>

--- a/docs/generated/Global-Exposures-Jan-2026.docx
+++ b/docs/generated/Global-Exposures-Jan-2026.docx
@@ -18,187 +18,31 @@
         <w:t xml:space="preserve">January 2026</w:t>
       </w:r>
     </w:p>
-    <w:bookmarkStart w:id="16" w:name="Xf0bbf97d7b6fb9fef1744830da945e8638986bd"/>
+    <w:bookmarkStart w:id="11" w:name="Xf173a19cf37a97f9e9d4edf6fac16f29881593c"/>
     <w:p>
       <w:pPr>
         <w:pStyle w:val="Heading1"/>
       </w:pPr>
       <w:r>
-        <w:t xml:space="preserve">Global Exposures</w:t>
+        <w:t xml:space="preserve">Global Exposures — event exposure files</w:t>
       </w:r>
     </w:p>
     <w:p>
       <w:pPr>
         <w:pStyle w:val="FirstParagraph"/>
-      </w:pPr>
-      <w:hyperlink r:id="rId9">
-        <w:r>
-          <w:rPr>
-            <w:rStyle w:val="Hyperlink"/>
-          </w:rPr>
-          <w:t xml:space="preserve">Start here</w:t>
-        </w:r>
-      </w:hyperlink>
-      <w:r>
-        <w:t xml:space="preserve"> </w:t>
-      </w:r>
-      <w:r>
-        <w:t xml:space="preserve">·</w:t>
-      </w:r>
-      <w:r>
-        <w:t xml:space="preserve"> </w:t>
-      </w:r>
-      <w:hyperlink w:anchor="operating-controls-run-checklist">
-        <w:r>
-          <w:rPr>
-            <w:rStyle w:val="Hyperlink"/>
-          </w:rPr>
-          <w:t xml:space="preserve">Run checklist</w:t>
-        </w:r>
-      </w:hyperlink>
-      <w:r>
-        <w:t xml:space="preserve"> </w:t>
-      </w:r>
-      <w:r>
-        <w:t xml:space="preserve">·</w:t>
-      </w:r>
-      <w:r>
-        <w:t xml:space="preserve"> </w:t>
-      </w:r>
-      <w:hyperlink r:id="rId10">
-        <w:r>
-          <w:rPr>
-            <w:rStyle w:val="Hyperlink"/>
-          </w:rPr>
-          <w:t xml:space="preserve">Detailed LLM reference</w:t>
-        </w:r>
-      </w:hyperlink>
-    </w:p>
-    <w:p>
-      <w:pPr>
-        <w:pStyle w:val="BodyText"/>
       </w:pPr>
       <w:r>
         <w:rPr>
           <w:b/>
           <w:bCs/>
         </w:rPr>
-        <w:t xml:space="preserve">Result:</w:t>
-      </w:r>
-      <w:r>
-        <w:t xml:space="preserve"> </w:t>
-      </w:r>
-      <w:r>
-        <w:t xml:space="preserve">a CSV pack of exposure and estimated loss within event polygons.</w:t>
-      </w:r>
-      <w:r>
-        <w:t xml:space="preserve"> </w:t>
-      </w:r>
-      <w:r>
-        <w:t xml:space="preserve">There is no calculation workbook or Excel-loading step.</w:t>
-      </w:r>
-    </w:p>
-    <w:p>
-      <w:pPr>
-        <w:pStyle w:val="BodyText"/>
-      </w:pPr>
-      <w:r>
-        <w:rPr>
-          <w:b/>
-          <w:bCs/>
-        </w:rPr>
-        <w:t xml:space="preserve">Before production:</w:t>
-      </w:r>
-      <w:r>
-        <w:t xml:space="preserve"> </w:t>
-      </w:r>
-      <w:r>
-        <w:t xml:space="preserve">the owner must approve the source snapshot, event/PML</w:t>
-      </w:r>
-      <w:r>
-        <w:t xml:space="preserve"> </w:t>
-      </w:r>
-      <w:r>
-        <w:t xml:space="preserve">data, policy/portfolio rules and spatial controls. See</w:t>
-      </w:r>
-      <w:r>
-        <w:t xml:space="preserve"> </w:t>
-      </w:r>
-      <w:hyperlink r:id="rId11">
-        <w:r>
-          <w:rPr>
-            <w:rStyle w:val="Hyperlink"/>
-          </w:rPr>
-          <w:t xml:space="preserve">GLOBAL-01</w:t>
-        </w:r>
-      </w:hyperlink>
-      <w:r>
-        <w:t xml:space="preserve">. A successful command is not approval.</w:t>
-      </w:r>
-    </w:p>
-    <w:bookmarkStart w:id="12" w:name="global-exposures-runbook-1-get-ready"/>
-    <w:p>
-      <w:pPr>
-        <w:pStyle w:val="Heading2"/>
-      </w:pPr>
-      <w:r>
-        <w:t xml:space="preserve">1. Get ready</w:t>
-      </w:r>
-    </w:p>
-    <w:p>
-      <w:pPr>
-        <w:pStyle w:val="FirstParagraph"/>
-      </w:pPr>
-      <w:r>
-        <w:t xml:space="preserve">The script reads the annual EDM and</w:t>
-      </w:r>
-      <w:r>
-        <w:t xml:space="preserve"> </w:t>
-      </w:r>
-      <w:r>
-        <w:rPr>
-          <w:rStyle w:val="VerbatimChar"/>
-        </w:rPr>
-        <w:t xml:space="preserve">GlobalExposures.data.Events</w:t>
-      </w:r>
-      <w:r>
-        <w:t xml:space="preserve">,</w:t>
-      </w:r>
-      <w:r>
-        <w:t xml:space="preserve"> </w:t>
-      </w:r>
-      <w:r>
-        <w:rPr>
-          <w:rStyle w:val="VerbatimChar"/>
-        </w:rPr>
-        <w:t xml:space="preserve">ShapeFiles</w:t>
-      </w:r>
-      <w:r>
-        <w:t xml:space="preserve"> </w:t>
-      </w:r>
-      <w:r>
-        <w:t xml:space="preserve">and</w:t>
-      </w:r>
-      <w:r>
-        <w:t xml:space="preserve"> </w:t>
-      </w:r>
-      <w:r>
-        <w:rPr>
-          <w:rStyle w:val="VerbatimChar"/>
-        </w:rPr>
-        <w:t xml:space="preserve">PML</w:t>
-      </w:r>
-      <w:r>
-        <w:t xml:space="preserve"> </w:t>
-      </w:r>
-      <w:r>
-        <w:t xml:space="preserve">database tables—not spreadsheets. Confirm the server,</w:t>
-      </w:r>
-      <w:r>
-        <w:t xml:space="preserve"> </w:t>
-      </w:r>
-      <w:r>
-        <w:t xml:space="preserve">ODBC Driver 17 access and approved settings in</w:t>
+        <w:t xml:space="preserve">Not ready for an operator run:</w:t>
+      </w:r>
+      <w:r>
+        <w:t xml:space="preserve"> </w:t>
+      </w:r>
+      <w:r>
+        <w:t xml:space="preserve">the SQL Server spatial implementation is still required;</w:t>
       </w:r>
       <w:r>
         <w:t xml:space="preserve"> </w:t>
@@ -210,504 +54,19 @@
         <w:t xml:space="preserve">globalexposures/exposures.py</w:t>
       </w:r>
       <w:r>
-        <w:t xml:space="preserve">.</w:t>
-      </w:r>
-    </w:p>
-    <w:p>
-      <w:pPr>
-        <w:pStyle w:val="BodyText"/>
-      </w:pPr>
-      <w:r>
-        <w:t xml:space="preserve">Complete the</w:t>
-      </w:r>
-      <w:r>
-        <w:t xml:space="preserve"> </w:t>
-      </w:r>
-      <w:hyperlink w:anchor="operating-controls-run-checklist">
-        <w:r>
-          <w:rPr>
-            <w:rStyle w:val="Hyperlink"/>
-          </w:rPr>
-          <w:t xml:space="preserve">run checklist</w:t>
-        </w:r>
-      </w:hyperlink>
-      <w:r>
-        <w:t xml:space="preserve">. Check event/polygon/PML</w:t>
-      </w:r>
-      <w:r>
-        <w:t xml:space="preserve"> </w:t>
-      </w:r>
-      <w:r>
-        <w:t xml:space="preserve">IDs, polygon validity, coordinates and independent EDM totals. Use a</w:t>
-      </w:r>
-      <w:r>
-        <w:t xml:space="preserve"> </w:t>
-      </w:r>
-      <w:r>
-        <w:rPr>
-          <w:b/>
-          <w:bCs/>
-        </w:rPr>
-        <w:t xml:space="preserve">new,</w:t>
-      </w:r>
-      <w:r>
-        <w:rPr>
-          <w:b/>
-          <w:bCs/>
-        </w:rPr>
-        <w:t xml:space="preserve"> </w:t>
-      </w:r>
-      <w:r>
-        <w:rPr>
-          <w:b/>
-          <w:bCs/>
-        </w:rPr>
-        <w:t xml:space="preserve">empty output folder</w:t>
-      </w:r>
-      <w:r>
-        <w:t xml:space="preserve">: files are written individually, so reusing a folder can</w:t>
-      </w:r>
-      <w:r>
-        <w:t xml:space="preserve"> </w:t>
-      </w:r>
-      <w:r>
-        <w:t xml:space="preserve">mix results from different runs.</w:t>
-      </w:r>
-    </w:p>
-    <w:bookmarkEnd w:id="12"/>
-    <w:bookmarkStart w:id="13" w:name="Xc487381527629c5b15fdb5b1c0eebcad5867431"/>
+        <w:t xml:space="preserve"> </w:t>
+      </w:r>
+      <w:r>
+        <w:t xml:space="preserve">remains a maintainer-only calculation, not an approved reporting route.</w:t>
+      </w:r>
+    </w:p>
+    <w:bookmarkStart w:id="9" w:name="global-exposures-runbook-prepare-the-run"/>
     <w:p>
       <w:pPr>
         <w:pStyle w:val="Heading2"/>
       </w:pPr>
       <w:r>
-        <w:t xml:space="preserve">2. Current operator boundary</w:t>
-      </w:r>
-    </w:p>
-    <w:p>
-      <w:pPr>
-        <w:pStyle w:val="FirstParagraph"/>
-      </w:pPr>
-      <w:r>
-        <w:t xml:space="preserve">There is currently no approved no-Python SQL/Excel route for the spatial</w:t>
-      </w:r>
-      <w:r>
-        <w:t xml:space="preserve"> </w:t>
-      </w:r>
-      <w:r>
-        <w:t xml:space="preserve">calculation. Do not install Python or</w:t>
-      </w:r>
-      <w:r>
-        <w:t xml:space="preserve"> </w:t>
-      </w:r>
-      <w:r>
-        <w:rPr>
-          <w:rStyle w:val="VerbatimChar"/>
-        </w:rPr>
-        <w:t xml:space="preserve">uv</w:t>
-      </w:r>
-      <w:r>
-        <w:t xml:space="preserve">, and do not run this route as an</w:t>
-      </w:r>
-      <w:r>
-        <w:t xml:space="preserve"> </w:t>
-      </w:r>
-      <w:r>
-        <w:t xml:space="preserve">operator workflow. The checked-in implementation remains</w:t>
-      </w:r>
-      <w:r>
-        <w:t xml:space="preserve"> </w:t>
-      </w:r>
-      <w:r>
-        <w:rPr>
-          <w:rStyle w:val="VerbatimChar"/>
-        </w:rPr>
-        <w:t xml:space="preserve">globalexposures/exposures.py</w:t>
-      </w:r>
-      <w:r>
-        <w:t xml:space="preserve"> </w:t>
-      </w:r>
-      <w:r>
-        <w:t xml:space="preserve">and is maintainer/developer-only pending an</w:t>
-      </w:r>
-      <w:r>
-        <w:t xml:space="preserve"> </w:t>
-      </w:r>
-      <w:r>
-        <w:t xml:space="preserve">approved SQL Server spatial implementation.</w:t>
-      </w:r>
-    </w:p>
-    <w:p>
-      <w:pPr>
-        <w:pStyle w:val="BodyText"/>
-      </w:pPr>
-      <w:r>
-        <w:t xml:space="preserve">Do not load or deliver Global Exposures results from the current repository</w:t>
-      </w:r>
-      <w:r>
-        <w:t xml:space="preserve"> </w:t>
-      </w:r>
-      <w:r>
-        <w:t xml:space="preserve">without that implementation, its validation evidence, and owner approval.</w:t>
-      </w:r>
-    </w:p>
-    <w:bookmarkEnd w:id="13"/>
-    <w:bookmarkStart w:id="14" w:name="X981ef1aa3ef8a8401d7d6287e39480df5403c01"/>
-    <w:p>
-      <w:pPr>
-        <w:pStyle w:val="Heading2"/>
-      </w:pPr>
-      <w:r>
-        <w:t xml:space="preserve">3. Check the CSV pack</w:t>
-      </w:r>
-    </w:p>
-    <w:tbl>
-      <w:tblPr>
-        <w:tblStyle w:val="Table"/>
-        <w:tblW w:type="pct" w:w="5000"/>
-        <w:tblLayout w:type="fixed"/>
-        <w:tblLook w:firstRow="1" w:lastRow="0" w:firstColumn="0" w:lastColumn="0" w:noHBand="0" w:noVBand="0" w:val="0020"/>
-      </w:tblPr>
-      <w:tblGrid>
-        <w:gridCol w:w="3960"/>
-        <w:gridCol w:w="3960"/>
-      </w:tblGrid>
-      <w:tr>
-        <w:trPr>
-          <w:tblHeader w:val="on"/>
-        </w:trPr>
-        <w:tc>
-          <w:tcPr/>
-          <w:p>
-            <w:pPr>
-              <w:pStyle w:val="Compact"/>
-            </w:pPr>
-            <w:r>
-              <w:t xml:space="preserve">File</w:t>
-            </w:r>
-          </w:p>
-        </w:tc>
-        <w:tc>
-          <w:tcPr/>
-          <w:p>
-            <w:pPr>
-              <w:pStyle w:val="Compact"/>
-            </w:pPr>
-            <w:r>
-              <w:t xml:space="preserve">What to check</w:t>
-            </w:r>
-          </w:p>
-        </w:tc>
-      </w:tr>
-      <w:tr>
-        <w:tc>
-          <w:tcPr/>
-          <w:p>
-            <w:pPr>
-              <w:pStyle w:val="Compact"/>
-            </w:pPr>
-            <w:r>
-              <w:rPr>
-                <w:rStyle w:val="VerbatimChar"/>
-              </w:rPr>
-              <w:t xml:space="preserve">*_summary.csv</w:t>
-            </w:r>
-          </w:p>
-        </w:tc>
-        <w:tc>
-          <w:tcPr/>
-          <w:p>
-            <w:pPr>
-              <w:pStyle w:val="Compact"/>
-            </w:pPr>
-            <w:r>
-              <w:t xml:space="preserve">Overall status and event counts—not monetary totals</w:t>
-            </w:r>
-          </w:p>
-        </w:tc>
-      </w:tr>
-      <w:tr>
-        <w:tc>
-          <w:tcPr/>
-          <w:p>
-            <w:pPr>
-              <w:pStyle w:val="Compact"/>
-            </w:pPr>
-            <w:r>
-              <w:rPr>
-                <w:rStyle w:val="VerbatimChar"/>
-              </w:rPr>
-              <w:t xml:space="preserve">*_run_log.csv</w:t>
-            </w:r>
-            <w:r>
-              <w:t xml:space="preserve">,</w:t>
-            </w:r>
-            <w:r>
-              <w:t xml:space="preserve"> </w:t>
-            </w:r>
-            <w:r>
-              <w:rPr>
-                <w:rStyle w:val="VerbatimChar"/>
-              </w:rPr>
-              <w:t xml:space="preserve">*_error_log.csv</w:t>
-            </w:r>
-          </w:p>
-        </w:tc>
-        <w:tc>
-          <w:tcPr/>
-          <w:p>
-            <w:pPr>
-              <w:pStyle w:val="Compact"/>
-            </w:pPr>
-            <w:r>
-              <w:t xml:space="preserve">Every selected event accounted for; investigate failures</w:t>
-            </w:r>
-          </w:p>
-        </w:tc>
-      </w:tr>
-      <w:tr>
-        <w:tc>
-          <w:tcPr/>
-          <w:p>
-            <w:pPr>
-              <w:pStyle w:val="Compact"/>
-            </w:pPr>
-            <w:r>
-              <w:rPr>
-                <w:rStyle w:val="VerbatimChar"/>
-              </w:rPr>
-              <w:t xml:space="preserve">*_location_rows.csv</w:t>
-            </w:r>
-          </w:p>
-        </w:tc>
-        <w:tc>
-          <w:tcPr/>
-          <w:p>
-            <w:pPr>
-              <w:pStyle w:val="Compact"/>
-            </w:pPr>
-            <w:r>
-              <w:t xml:space="preserve">Impacted-location detail</w:t>
-            </w:r>
-          </w:p>
-        </w:tc>
-      </w:tr>
-      <w:tr>
-        <w:tc>
-          <w:tcPr/>
-          <w:p>
-            <w:pPr>
-              <w:pStyle w:val="Compact"/>
-            </w:pPr>
-            <w:r>
-              <w:rPr>
-                <w:rStyle w:val="VerbatimChar"/>
-              </w:rPr>
-              <w:t xml:space="preserve">*_account_breakdown.csv</w:t>
-            </w:r>
-            <w:r>
-              <w:t xml:space="preserve">,</w:t>
-            </w:r>
-            <w:r>
-              <w:t xml:space="preserve"> </w:t>
-            </w:r>
-            <w:r>
-              <w:rPr>
-                <w:rStyle w:val="VerbatimChar"/>
-              </w:rPr>
-              <w:t xml:space="preserve">*_location_breakout.csv</w:t>
-            </w:r>
-          </w:p>
-        </w:tc>
-        <w:tc>
-          <w:tcPr/>
-          <w:p>
-            <w:pPr>
-              <w:pStyle w:val="Compact"/>
-            </w:pPr>
-            <w:r>
-              <w:t xml:space="preserve">Grouped totals reconcile to detail</w:t>
-            </w:r>
-          </w:p>
-        </w:tc>
-      </w:tr>
-      <w:tr>
-        <w:tc>
-          <w:tcPr/>
-          <w:p>
-            <w:pPr>
-              <w:pStyle w:val="Compact"/>
-            </w:pPr>
-            <w:r>
-              <w:rPr>
-                <w:rStyle w:val="VerbatimChar"/>
-              </w:rPr>
-              <w:t xml:space="preserve">edm_exposures.csv</w:t>
-            </w:r>
-          </w:p>
-        </w:tc>
-        <w:tc>
-          <w:tcPr/>
-          <w:p>
-            <w:pPr>
-              <w:pStyle w:val="Compact"/>
-            </w:pPr>
-            <w:r>
-              <w:t xml:space="preserve">Extract reconciles to independent EDM controls</w:t>
-            </w:r>
-          </w:p>
-        </w:tc>
-      </w:tr>
-    </w:tbl>
-    <w:p>
-      <w:pPr>
-        <w:pStyle w:val="BodyText"/>
-      </w:pPr>
-      <w:r>
-        <w:t xml:space="preserve">Investigate missing files/headers, join multiplication, invalid geometry/PML,</w:t>
-      </w:r>
-      <w:r>
-        <w:t xml:space="preserve"> </w:t>
-      </w:r>
-      <w:r>
-        <w:t xml:space="preserve">missing policy factors and every zero/no-impact result. A zero is acceptable</w:t>
-      </w:r>
-      <w:r>
-        <w:t xml:space="preserve"> </w:t>
-      </w:r>
-      <w:r>
-        <w:t xml:space="preserve">only with independent evidence that there was genuinely no impact. Do not sum</w:t>
-      </w:r>
-      <w:r>
-        <w:t xml:space="preserve"> </w:t>
-      </w:r>
-      <w:r>
-        <w:t xml:space="preserve">across overlapping events without an approved rule.</w:t>
-      </w:r>
-    </w:p>
-    <w:bookmarkEnd w:id="14"/>
-    <w:bookmarkStart w:id="15" w:name="X149e081a552d45d14360ea567bbb5a7e2776f6d"/>
-    <w:p>
-      <w:pPr>
-        <w:pStyle w:val="Heading2"/>
-      </w:pPr>
-      <w:r>
-        <w:t xml:space="preserve">4. Review and deliver</w:t>
-      </w:r>
-    </w:p>
-    <w:p>
-      <w:pPr>
-        <w:pStyle w:val="FirstParagraph"/>
-      </w:pPr>
-      <w:r>
-        <w:t xml:space="preserve">Retain the full CSV pack, command, configuration/source snapshot, counts,</w:t>
-      </w:r>
-      <w:r>
-        <w:t xml:space="preserve"> </w:t>
-      </w:r>
-      <w:r>
-        <w:t xml:space="preserve">reconciliations and reviewer sign-off. Stop if any selected event or unexplained</w:t>
-      </w:r>
-      <w:r>
-        <w:t xml:space="preserve"> </w:t>
-      </w:r>
-      <w:r>
-        <w:t xml:space="preserve">exception remains unresolved.</w:t>
-      </w:r>
-    </w:p>
-    <w:p>
-      <w:pPr>
-        <w:pStyle w:val="BodyText"/>
-      </w:pPr>
-      <w:r>
-        <w:t xml:space="preserve">The</w:t>
-      </w:r>
-      <w:r>
-        <w:t xml:space="preserve"> </w:t>
-      </w:r>
-      <w:hyperlink r:id="rId10">
-        <w:r>
-          <w:rPr>
-            <w:rStyle w:val="Hyperlink"/>
-          </w:rPr>
-          <w:t xml:space="preserve">technical reference</w:t>
-        </w:r>
-      </w:hyperlink>
-      <w:r>
-        <w:t xml:space="preserve"> </w:t>
-      </w:r>
-      <w:r>
-        <w:t xml:space="preserve">describes exact SQL, spatial</w:t>
-      </w:r>
-      <w:r>
-        <w:t xml:space="preserve"> </w:t>
-      </w:r>
-      <w:r>
-        <w:t xml:space="preserve">selection, status behavior and detailed validation requirements.</w:t>
-      </w:r>
-    </w:p>
-    <w:bookmarkEnd w:id="15"/>
-    <w:bookmarkEnd w:id="16"/>
-    <w:bookmarkStart w:id="21" w:name="operating-controls-run-checklist"/>
-    <w:p>
-      <w:pPr>
-        <w:pStyle w:val="Heading1"/>
-      </w:pPr>
-      <w:r>
-        <w:t xml:space="preserve">Run checklist</w:t>
-      </w:r>
-    </w:p>
-    <w:p>
-      <w:pPr>
-        <w:pStyle w:val="FirstParagraph"/>
-      </w:pPr>
-      <w:hyperlink r:id="rId9">
-        <w:r>
-          <w:rPr>
-            <w:rStyle w:val="Hyperlink"/>
-          </w:rPr>
-          <w:t xml:space="preserve">Start here</w:t>
-        </w:r>
-      </w:hyperlink>
-      <w:r>
-        <w:t xml:space="preserve"> </w:t>
-      </w:r>
-      <w:r>
-        <w:t xml:space="preserve">·</w:t>
-      </w:r>
-      <w:r>
-        <w:t xml:space="preserve"> </w:t>
-      </w:r>
-      <w:hyperlink r:id="rId17">
-        <w:r>
-          <w:rPr>
-            <w:rStyle w:val="Hyperlink"/>
-          </w:rPr>
-          <w:t xml:space="preserve">Detailed controls for LLMs/reviewers</w:t>
-        </w:r>
-      </w:hyperlink>
-    </w:p>
-    <w:p>
-      <w:pPr>
-        <w:pStyle w:val="BodyText"/>
-      </w:pPr>
-      <w:r>
-        <w:t xml:space="preserve">Use this alongside your process guide. Keep the evidence in a new, restricted</w:t>
-      </w:r>
-      <w:r>
-        <w:t xml:space="preserve"> </w:t>
-      </w:r>
-      <w:r>
-        <w:t xml:space="preserve">run folder—not in source control. Mark irrelevant checks N/A with a reason.</w:t>
-      </w:r>
-    </w:p>
-    <w:bookmarkStart w:id="18" w:name="operating-controls-before-you-start"/>
-    <w:p>
-      <w:pPr>
-        <w:pStyle w:val="Heading2"/>
-      </w:pPr>
-      <w:r>
-        <w:t xml:space="preserve">Before you start</w:t>
+        <w:t xml:space="preserve">Prepare the run</w:t>
       </w:r>
     </w:p>
     <w:p>
@@ -719,7 +78,92 @@
         </w:numPr>
       </w:pPr>
       <w:r>
-        <w:t xml:space="preserve">Confirm the reporting period, source snapshot, scope and controlled template.</w:t>
+        <w:t xml:space="preserve">Confirm the annual EDM snapshot and the event, polygon and PML records in</w:t>
+      </w:r>
+      <w:r>
+        <w:t xml:space="preserve"> </w:t>
+      </w:r>
+      <w:r>
+        <w:rPr>
+          <w:rStyle w:val="VerbatimChar"/>
+        </w:rPr>
+        <w:t xml:space="preserve">GlobalExposures.data.Events</w:t>
+      </w:r>
+      <w:r>
+        <w:t xml:space="preserve">,</w:t>
+      </w:r>
+      <w:r>
+        <w:t xml:space="preserve"> </w:t>
+      </w:r>
+      <w:r>
+        <w:rPr>
+          <w:rStyle w:val="VerbatimChar"/>
+        </w:rPr>
+        <w:t xml:space="preserve">ShapeFiles</w:t>
+      </w:r>
+      <w:r>
+        <w:t xml:space="preserve"> </w:t>
+      </w:r>
+      <w:r>
+        <w:t xml:space="preserve">and</w:t>
+      </w:r>
+      <w:r>
+        <w:t xml:space="preserve"> </w:t>
+      </w:r>
+      <w:r>
+        <w:rPr>
+          <w:rStyle w:val="VerbatimChar"/>
+        </w:rPr>
+        <w:t xml:space="preserve">PML</w:t>
+      </w:r>
+      <w:r>
+        <w:t xml:space="preserve">.</w:t>
+      </w:r>
+    </w:p>
+    <w:p>
+      <w:pPr>
+        <w:pStyle w:val="Compact"/>
+        <w:numPr>
+          <w:ilvl w:val="0"/>
+          <w:numId w:val="1001"/>
+        </w:numPr>
+      </w:pPr>
+      <w:r>
+        <w:t xml:space="preserve">Confirm event IDs, polygon validity, coordinates, policy/portfolio rules and independent exposure totals before any calculation.</w:t>
+      </w:r>
+    </w:p>
+    <w:p>
+      <w:pPr>
+        <w:pStyle w:val="Compact"/>
+        <w:numPr>
+          <w:ilvl w:val="0"/>
+          <w:numId w:val="1001"/>
+        </w:numPr>
+      </w:pPr>
+      <w:r>
+        <w:t xml:space="preserve">Use a new, empty output folder for each run so files from different events or snapshots are not mixed.</w:t>
+      </w:r>
+    </w:p>
+    <w:p>
+      <w:pPr>
+        <w:pStyle w:val="Compact"/>
+        <w:numPr>
+          <w:ilvl w:val="0"/>
+          <w:numId w:val="1001"/>
+        </w:numPr>
+      </w:pPr>
+      <w:r>
+        <w:t xml:space="preserve">Do not run or deliver this as an operator process until the spatial implementation, validation evidence and source rules have been approved.</w:t>
+      </w:r>
+    </w:p>
+    <w:bookmarkEnd w:id="9"/>
+    <w:bookmarkStart w:id="10" w:name="X21c8c4728cdc13c3bc79ccccb7044b0cf8e948a"/>
+    <w:p>
+      <w:pPr>
+        <w:pStyle w:val="Heading2"/>
+      </w:pPr>
+      <w:r>
+        <w:t xml:space="preserve">Check a supplied calculation pack</w:t>
       </w:r>
     </w:p>
     <w:p>
@@ -731,7 +175,22 @@
         </w:numPr>
       </w:pPr>
       <w:r>
-        <w:t xml:space="preserve">Confirm the approved mappings, retention/proxy rules, scale factors, FX and units.</w:t>
+        <w:t xml:space="preserve">Read</w:t>
+      </w:r>
+      <w:r>
+        <w:t xml:space="preserve"> </w:t>
+      </w:r>
+      <w:r>
+        <w:rPr>
+          <w:rStyle w:val="VerbatimChar"/>
+        </w:rPr>
+        <w:t xml:space="preserve">*_summary.csv</w:t>
+      </w:r>
+      <w:r>
+        <w:t xml:space="preserve"> </w:t>
+      </w:r>
+      <w:r>
+        <w:t xml:space="preserve">for status and event counts, not monetary totals.</w:t>
       </w:r>
     </w:p>
     <w:p>
@@ -739,11 +198,41 @@
         <w:pStyle w:val="Compact"/>
         <w:numPr>
           <w:ilvl w:val="0"/>
-          <w:numId w:val="1003"/>
+          <w:numId w:val="1002"/>
         </w:numPr>
       </w:pPr>
       <w:r>
-        <w:t xml:space="preserve">Record the operator, reviewer, code version, exact command/query and output folder. Keep credentials out of the record.</w:t>
+        <w:t xml:space="preserve">Check</w:t>
+      </w:r>
+      <w:r>
+        <w:t xml:space="preserve"> </w:t>
+      </w:r>
+      <w:r>
+        <w:rPr>
+          <w:rStyle w:val="VerbatimChar"/>
+        </w:rPr>
+        <w:t xml:space="preserve">*_run_log.csv</w:t>
+      </w:r>
+      <w:r>
+        <w:t xml:space="preserve"> </w:t>
+      </w:r>
+      <w:r>
+        <w:t xml:space="preserve">and</w:t>
+      </w:r>
+      <w:r>
+        <w:t xml:space="preserve"> </w:t>
+      </w:r>
+      <w:r>
+        <w:rPr>
+          <w:rStyle w:val="VerbatimChar"/>
+        </w:rPr>
+        <w:t xml:space="preserve">*_error_log.csv</w:t>
+      </w:r>
+      <w:r>
+        <w:t xml:space="preserve"> </w:t>
+      </w:r>
+      <w:r>
+        <w:t xml:space="preserve">and account for every selected event.</w:t>
       </w:r>
     </w:p>
     <w:p>
@@ -751,11 +240,26 @@
         <w:pStyle w:val="Compact"/>
         <w:numPr>
           <w:ilvl w:val="0"/>
-          <w:numId w:val="1004"/>
+          <w:numId w:val="1002"/>
         </w:numPr>
       </w:pPr>
       <w:r>
-        <w:t xml:space="preserve">Agree independent control totals and acceptable differences with the reviewer.</w:t>
+        <w:t xml:space="preserve">Reconcile</w:t>
+      </w:r>
+      <w:r>
+        <w:t xml:space="preserve"> </w:t>
+      </w:r>
+      <w:r>
+        <w:rPr>
+          <w:rStyle w:val="VerbatimChar"/>
+        </w:rPr>
+        <w:t xml:space="preserve">edm_exposures.csv</w:t>
+      </w:r>
+      <w:r>
+        <w:t xml:space="preserve"> </w:t>
+      </w:r>
+      <w:r>
+        <w:t xml:space="preserve">to independent EDM totals.</w:t>
       </w:r>
     </w:p>
     <w:p>
@@ -763,11 +267,53 @@
         <w:pStyle w:val="Compact"/>
         <w:numPr>
           <w:ilvl w:val="0"/>
-          <w:numId w:val="1005"/>
+          <w:numId w:val="1002"/>
         </w:numPr>
       </w:pPr>
       <w:r>
-        <w:t xml:space="preserve">For Excel, work on a copy. Identify input ranges, formulas, tables, pivot sources and external links before changing anything.</w:t>
+        <w:t xml:space="preserve">Reconcile</w:t>
+      </w:r>
+      <w:r>
+        <w:t xml:space="preserve"> </w:t>
+      </w:r>
+      <w:r>
+        <w:rPr>
+          <w:rStyle w:val="VerbatimChar"/>
+        </w:rPr>
+        <w:t xml:space="preserve">*_account_breakdown.csv</w:t>
+      </w:r>
+      <w:r>
+        <w:t xml:space="preserve"> </w:t>
+      </w:r>
+      <w:r>
+        <w:t xml:space="preserve">and</w:t>
+      </w:r>
+      <w:r>
+        <w:t xml:space="preserve"> </w:t>
+      </w:r>
+      <w:r>
+        <w:rPr>
+          <w:rStyle w:val="VerbatimChar"/>
+        </w:rPr>
+        <w:t xml:space="preserve">*_location_breakout.csv</w:t>
+      </w:r>
+      <w:r>
+        <w:t xml:space="preserve"> </w:t>
+      </w:r>
+      <w:r>
+        <w:t xml:space="preserve">to the impacted-location detail in</w:t>
+      </w:r>
+      <w:r>
+        <w:t xml:space="preserve"> </w:t>
+      </w:r>
+      <w:r>
+        <w:rPr>
+          <w:rStyle w:val="VerbatimChar"/>
+        </w:rPr>
+        <w:t xml:space="preserve">*_location_rows.csv</w:t>
+      </w:r>
+      <w:r>
+        <w:t xml:space="preserve">.</w:t>
       </w:r>
     </w:p>
     <w:p>
@@ -775,21 +321,11 @@
         <w:pStyle w:val="Compact"/>
         <w:numPr>
           <w:ilvl w:val="0"/>
-          <w:numId w:val="1006"/>
+          <w:numId w:val="1002"/>
         </w:numPr>
       </w:pPr>
       <w:r>
-        <w:t xml:space="preserve">Resolve the blockers listed in your guide before doing the affected step.</w:t>
-      </w:r>
-    </w:p>
-    <w:bookmarkEnd w:id="18"/>
-    <w:bookmarkStart w:id="19" w:name="operating-controls-run-and-check"/>
-    <w:p>
-      <w:pPr>
-        <w:pStyle w:val="Heading2"/>
-      </w:pPr>
-      <w:r>
-        <w:t xml:space="preserve">Run and check</w:t>
+        <w:t xml:space="preserve">Investigate missing files or headers, multiplied exposure, invalid geometry/PML, missing policy factors and every zero/no-impact result.</w:t>
       </w:r>
     </w:p>
     <w:p>
@@ -797,11 +333,11 @@
         <w:pStyle w:val="Compact"/>
         <w:numPr>
           <w:ilvl w:val="0"/>
-          <w:numId w:val="1007"/>
+          <w:numId w:val="1002"/>
         </w:numPr>
       </w:pPr>
       <w:r>
-        <w:t xml:space="preserve">Save the raw outputs, logs, parameters and row counts. Use a stable snapshot when running multiple queries.</w:t>
+        <w:t xml:space="preserve">Accept a zero only with independent evidence of no impact, and do not sum overlapping events without an agreed rule.</w:t>
       </w:r>
     </w:p>
     <w:p>
@@ -809,139 +345,41 @@
         <w:pStyle w:val="Compact"/>
         <w:numPr>
           <w:ilvl w:val="0"/>
-          <w:numId w:val="1008"/>
+          <w:numId w:val="1002"/>
         </w:numPr>
       </w:pPr>
       <w:r>
-        <w:t xml:space="preserve">Check joins have not multiplied exposure; investigate missing mappings, geography, currency or other required values.</w:t>
-      </w:r>
-    </w:p>
-    <w:p>
-      <w:pPr>
-        <w:pStyle w:val="Compact"/>
-        <w:numPr>
-          <w:ilvl w:val="0"/>
-          <w:numId w:val="1009"/>
-        </w:numPr>
-      </w:pPr>
-      <w:r>
-        <w:t xml:space="preserve">Reconcile source → raw output → grouped output by relevant entity, peril and geography, including gross/net and FX movements.</w:t>
-      </w:r>
-    </w:p>
-    <w:p>
-      <w:pPr>
-        <w:pStyle w:val="Compact"/>
-        <w:numPr>
-          <w:ilvl w:val="0"/>
-          <w:numId w:val="1010"/>
-        </w:numPr>
-      </w:pPr>
-      <w:r>
-        <w:t xml:space="preserve">Before loading Excel, check headers/order, row counts, currency and units. Replace input rows only; preserve formulas and report areas.</w:t>
-      </w:r>
-    </w:p>
-    <w:p>
-      <w:pPr>
-        <w:pStyle w:val="Compact"/>
-        <w:numPr>
-          <w:ilvl w:val="0"/>
-          <w:numId w:val="1011"/>
-        </w:numPr>
-      </w:pPr>
-      <w:r>
-        <w:t xml:space="preserve">Extend approved formulas and table/pivot ranges to all new rows; remove stale input rows. Do not copy known inconsistent formulas or blindly refresh external links.</w:t>
-      </w:r>
-    </w:p>
-    <w:p>
-      <w:pPr>
-        <w:pStyle w:val="Compact"/>
-        <w:numPr>
-          <w:ilvl w:val="0"/>
-          <w:numId w:val="1012"/>
-        </w:numPr>
-      </w:pPr>
-      <w:r>
-        <w:t xml:space="preserve">Recalculate in Excel and reconcile report totals. Investigate errors, stale values and unexplained movements.</w:t>
-      </w:r>
-    </w:p>
-    <w:bookmarkEnd w:id="19"/>
-    <w:bookmarkStart w:id="20" w:name="operating-controls-finish"/>
-    <w:p>
-      <w:pPr>
-        <w:pStyle w:val="Heading2"/>
-      </w:pPr>
-      <w:r>
-        <w:t xml:space="preserve">Finish</w:t>
-      </w:r>
-    </w:p>
-    <w:p>
-      <w:pPr>
-        <w:pStyle w:val="Compact"/>
-        <w:numPr>
-          <w:ilvl w:val="0"/>
-          <w:numId w:val="1013"/>
-        </w:numPr>
-      </w:pPr>
-      <w:r>
-        <w:t xml:space="preserve">Use an approved source-to-destination map for any final-template transfer. Do not choose cells by colour or label alone.</w:t>
-      </w:r>
-    </w:p>
-    <w:p>
-      <w:pPr>
-        <w:pStyle w:val="Compact"/>
-        <w:numPr>
-          <w:ilvl w:val="0"/>
-          <w:numId w:val="1014"/>
-        </w:numPr>
-      </w:pPr>
-      <w:r>
-        <w:t xml:space="preserve">Log each transfer: source file/sheet/range, destination file/sheet/cell, value, measure, currency/unit, as-of date and assumption versions.</w:t>
-      </w:r>
-    </w:p>
-    <w:p>
-      <w:pPr>
-        <w:pStyle w:val="Compact"/>
-        <w:numPr>
-          <w:ilvl w:val="0"/>
-          <w:numId w:val="1015"/>
-        </w:numPr>
-      </w:pPr>
-      <w:r>
-        <w:t xml:space="preserve">Obtain reviewer sign-off and retain inputs, outputs, reconciliations, adjustments and final submission/delivery evidence together.</w:t>
+        <w:t xml:space="preserve">Keep the full CSV pack, source settings, calculation command and reconciliations together.</w:t>
       </w:r>
     </w:p>
     <w:p>
       <w:pPr>
         <w:pStyle w:val="FirstParagraph"/>
+      </w:pPr>
+      <w:r>
+        <w:t xml:space="preserve">There is no Excel-loading step for this process; a CSV pack alone does not establish that every event was calculated correctly.</w:t>
+      </w:r>
+    </w:p>
+    <w:p>
+      <w:pPr>
+        <w:pStyle w:val="BodyText"/>
       </w:pPr>
       <w:r>
         <w:rPr>
           <w:b/>
           <w:bCs/>
         </w:rPr>
-        <w:t xml:space="preserve">Stop if</w:t>
-      </w:r>
-      <w:r>
-        <w:t xml:space="preserve"> </w:t>
-      </w:r>
-      <w:r>
-        <w:t xml:space="preserve">the source or assumptions are unapproved, a formula/pivot/handoff</w:t>
-      </w:r>
-      <w:r>
-        <w:t xml:space="preserve"> </w:t>
-      </w:r>
-      <w:r>
-        <w:t xml:space="preserve">cannot be traced, or differences exceed the agreed tolerance. A successful</w:t>
-      </w:r>
-      <w:r>
-        <w:t xml:space="preserve"> </w:t>
-      </w:r>
-      <w:r>
-        <w:t xml:space="preserve">command or refresh does not mean the return is complete.</w:t>
-      </w:r>
-    </w:p>
-    <w:bookmarkEnd w:id="20"/>
-    <w:bookmarkEnd w:id="21"/>
+        <w:t xml:space="preserve">To return to later:</w:t>
+      </w:r>
+      <w:r>
+        <w:t xml:space="preserve"> </w:t>
+      </w:r>
+      <w:r>
+        <w:t xml:space="preserve">finish and validate the SQL Server spatial route before using this process for reporting.</w:t>
+      </w:r>
+    </w:p>
+    <w:bookmarkEnd w:id="10"/>
+    <w:bookmarkEnd w:id="11"/>
     <w:sectPr>
       <w:footnotePr>
         <w:numRestart w:val="eachSect"/>
@@ -1052,76 +490,85 @@
       </w:pPr>
     </w:lvl>
   </w:abstractNum>
-  <w:abstractNum w:abstractNumId="992">
-    <w:nsid w:val="0000A992"/>
+  <w:abstractNum w:abstractNumId="99411">
+    <w:nsid w:val="00A99411"/>
     <w:multiLevelType w:val="multilevel"/>
     <w:lvl w:ilvl="0">
-      <w:numFmt w:val="bullet"/>
-      <w:lvlText w:val="☐"/>
+      <w:start w:val="1"/>
+      <w:numFmt w:val="decimal"/>
+      <w:lvlText w:val="%1."/>
       <w:lvlJc w:val="left"/>
       <w:pPr>
         <w:ind w:left="720" w:hanging="360"/>
       </w:pPr>
     </w:lvl>
     <w:lvl w:ilvl="1">
-      <w:numFmt w:val="bullet"/>
-      <w:lvlText w:val="☐"/>
+      <w:start w:val="1"/>
+      <w:numFmt w:val="decimal"/>
+      <w:lvlText w:val="%2."/>
       <w:lvlJc w:val="left"/>
       <w:pPr>
         <w:ind w:left="1440" w:hanging="360"/>
       </w:pPr>
     </w:lvl>
     <w:lvl w:ilvl="2">
-      <w:numFmt w:val="bullet"/>
-      <w:lvlText w:val="☐"/>
+      <w:start w:val="1"/>
+      <w:numFmt w:val="decimal"/>
+      <w:lvlText w:val="%3."/>
       <w:lvlJc w:val="left"/>
       <w:pPr>
         <w:ind w:left="2160" w:hanging="360"/>
       </w:pPr>
     </w:lvl>
     <w:lvl w:ilvl="3">
-      <w:numFmt w:val="bullet"/>
-      <w:lvlText w:val="☐"/>
+      <w:start w:val="1"/>
+      <w:numFmt w:val="decimal"/>
+      <w:lvlText w:val="%4."/>
       <w:lvlJc w:val="left"/>
       <w:pPr>
         <w:ind w:left="2880" w:hanging="360"/>
       </w:pPr>
     </w:lvl>
     <w:lvl w:ilvl="4">
-      <w:numFmt w:val="bullet"/>
-      <w:lvlText w:val="☐"/>
+      <w:start w:val="1"/>
+      <w:numFmt w:val="decimal"/>
+      <w:lvlText w:val="%5."/>
       <w:lvlJc w:val="left"/>
       <w:pPr>
         <w:ind w:left="3600" w:hanging="360"/>
       </w:pPr>
     </w:lvl>
     <w:lvl w:ilvl="5">
-      <w:numFmt w:val="bullet"/>
-      <w:lvlText w:val="☐"/>
+      <w:start w:val="1"/>
+      <w:numFmt w:val="decimal"/>
+      <w:lvlText w:val="%6."/>
       <w:lvlJc w:val="left"/>
       <w:pPr>
         <w:ind w:left="4320" w:hanging="360"/>
       </w:pPr>
     </w:lvl>
     <w:lvl w:ilvl="6">
-      <w:numFmt w:val="bullet"/>
-      <w:lvlText w:val="☐"/>
+      <w:start w:val="1"/>
+      <w:numFmt w:val="decimal"/>
+      <w:lvlText w:val="%7."/>
       <w:lvlJc w:val="left"/>
       <w:pPr>
         <w:ind w:left="5040" w:hanging="360"/>
       </w:pPr>
     </w:lvl>
     <w:lvl w:ilvl="7">
-      <w:numFmt w:val="bullet"/>
-      <w:lvlText w:val="☐"/>
+      <w:start w:val="1"/>
+      <w:numFmt w:val="decimal"/>
+      <w:lvlText w:val="%8."/>
       <w:lvlJc w:val="left"/>
       <w:pPr>
         <w:ind w:left="5760" w:hanging="360"/>
       </w:pPr>
     </w:lvl>
     <w:lvl w:ilvl="8">
-      <w:numFmt w:val="bullet"/>
-      <w:lvlText w:val="☐"/>
+      <w:start w:val="1"/>
+      <w:numFmt w:val="decimal"/>
+      <w:lvlText w:val="%9."/>
       <w:lvlJc w:val="left"/>
       <w:pPr>
         <w:ind w:left="6480" w:hanging="360"/>
@@ -1132,49 +579,64 @@
     <w:abstractNumId w:val="990"/>
   </w:num>
   <w:num w:numId="1001">
-    <w:abstractNumId w:val="992"/>
+    <w:abstractNumId w:val="99411"/>
+    <w:lvlOverride w:ilvl="0">
+      <w:startOverride w:val="1"/>
+    </w:lvlOverride>
+    <w:lvlOverride w:ilvl="1">
+      <w:startOverride w:val="1"/>
+    </w:lvlOverride>
+    <w:lvlOverride w:ilvl="2">
+      <w:startOverride w:val="1"/>
+    </w:lvlOverride>
+    <w:lvlOverride w:ilvl="3">
+      <w:startOverride w:val="1"/>
+    </w:lvlOverride>
+    <w:lvlOverride w:ilvl="4">
+      <w:startOverride w:val="1"/>
+    </w:lvlOverride>
+    <w:lvlOverride w:ilvl="5">
+      <w:startOverride w:val="1"/>
+    </w:lvlOverride>
+    <w:lvlOverride w:ilvl="6">
+      <w:startOverride w:val="1"/>
+    </w:lvlOverride>
+    <w:lvlOverride w:ilvl="7">
+      <w:startOverride w:val="1"/>
+    </w:lvlOverride>
+    <w:lvlOverride w:ilvl="8">
+      <w:startOverride w:val="1"/>
+    </w:lvlOverride>
   </w:num>
   <w:num w:numId="1002">
-    <w:abstractNumId w:val="992"/>
-  </w:num>
-  <w:num w:numId="1003">
-    <w:abstractNumId w:val="992"/>
-  </w:num>
-  <w:num w:numId="1004">
-    <w:abstractNumId w:val="992"/>
-  </w:num>
-  <w:num w:numId="1005">
-    <w:abstractNumId w:val="992"/>
-  </w:num>
-  <w:num w:numId="1006">
-    <w:abstractNumId w:val="992"/>
-  </w:num>
-  <w:num w:numId="1007">
-    <w:abstractNumId w:val="992"/>
-  </w:num>
-  <w:num w:numId="1008">
-    <w:abstractNumId w:val="992"/>
-  </w:num>
-  <w:num w:numId="1009">
-    <w:abstractNumId w:val="992"/>
-  </w:num>
-  <w:num w:numId="1010">
-    <w:abstractNumId w:val="992"/>
-  </w:num>
-  <w:num w:numId="1011">
-    <w:abstractNumId w:val="992"/>
-  </w:num>
-  <w:num w:numId="1012">
-    <w:abstractNumId w:val="992"/>
-  </w:num>
-  <w:num w:numId="1013">
-    <w:abstractNumId w:val="992"/>
-  </w:num>
-  <w:num w:numId="1014">
-    <w:abstractNumId w:val="992"/>
-  </w:num>
-  <w:num w:numId="1015">
-    <w:abstractNumId w:val="992"/>
+    <w:abstractNumId w:val="99411"/>
+    <w:lvlOverride w:ilvl="0">
+      <w:startOverride w:val="1"/>
+    </w:lvlOverride>
+    <w:lvlOverride w:ilvl="1">
+      <w:startOverride w:val="1"/>
+    </w:lvlOverride>
+    <w:lvlOverride w:ilvl="2">
+      <w:startOverride w:val="1"/>
+    </w:lvlOverride>
+    <w:lvlOverride w:ilvl="3">
+      <w:startOverride w:val="1"/>
+    </w:lvlOverride>
+    <w:lvlOverride w:ilvl="4">
+      <w:startOverride w:val="1"/>
+    </w:lvlOverride>
+    <w:lvlOverride w:ilvl="5">
+      <w:startOverride w:val="1"/>
+    </w:lvlOverride>
+    <w:lvlOverride w:ilvl="6">
+      <w:startOverride w:val="1"/>
+    </w:lvlOverride>
+    <w:lvlOverride w:ilvl="7">
+      <w:startOverride w:val="1"/>
+    </w:lvlOverride>
+    <w:lvlOverride w:ilvl="8">
+      <w:startOverride w:val="1"/>
+    </w:lvlOverride>
   </w:num>
 </w:numbering>
 </file>

--- a/docs/generated/Global-Exposures-Jan-2026.docx
+++ b/docs/generated/Global-Exposures-Jan-2026.docx
@@ -18,67 +18,34 @@
         <w:t xml:space="preserve">January 2026</w:t>
       </w:r>
     </w:p>
-    <w:bookmarkStart w:id="11" w:name="Xf173a19cf37a97f9e9d4edf6fac16f29881593c"/>
+    <w:bookmarkStart w:id="9" w:name="X9a35deb9f5bc2660261eb04ce9070bd60343cdf"/>
     <w:p>
       <w:pPr>
         <w:pStyle w:val="Heading1"/>
       </w:pPr>
       <w:r>
-        <w:t xml:space="preserve">Global Exposures — event exposure files</w:t>
+        <w:t xml:space="preserve">Global Exposures — CSV operator run</w:t>
       </w:r>
     </w:p>
     <w:p>
       <w:pPr>
-        <w:pStyle w:val="FirstParagraph"/>
-      </w:pPr>
-      <w:r>
-        <w:rPr>
-          <w:b/>
-          <w:bCs/>
-        </w:rPr>
-        <w:t xml:space="preserve">Not ready for an operator run:</w:t>
-      </w:r>
-      <w:r>
-        <w:t xml:space="preserve"> </w:t>
-      </w:r>
-      <w:r>
-        <w:t xml:space="preserve">the SQL Server spatial implementation is still required;</w:t>
-      </w:r>
-      <w:r>
-        <w:t xml:space="preserve"> </w:t>
-      </w:r>
-      <w:r>
-        <w:rPr>
-          <w:rStyle w:val="VerbatimChar"/>
-        </w:rPr>
-        <w:t xml:space="preserve">globalexposures/exposures.py</w:t>
-      </w:r>
-      <w:r>
-        <w:t xml:space="preserve"> </w:t>
-      </w:r>
-      <w:r>
-        <w:t xml:space="preserve">remains a maintainer-only calculation, not an approved reporting route.</w:t>
-      </w:r>
-    </w:p>
-    <w:bookmarkStart w:id="9" w:name="global-exposures-runbook-prepare-the-run"/>
-    <w:p>
-      <w:pPr>
-        <w:pStyle w:val="Heading2"/>
-      </w:pPr>
-      <w:r>
-        <w:t xml:space="preserve">Prepare the run</w:t>
-      </w:r>
-    </w:p>
-    <w:p>
-      <w:pPr>
-        <w:pStyle w:val="Compact"/>
         <w:numPr>
           <w:ilvl w:val="0"/>
           <w:numId w:val="1001"/>
         </w:numPr>
       </w:pPr>
       <w:r>
-        <w:t xml:space="preserve">Confirm the annual EDM snapshot and the event, polygon and PML records in</w:t>
+        <w:rPr>
+          <w:b/>
+          <w:bCs/>
+        </w:rPr>
+        <w:t xml:space="preserve">Choose one scope.</w:t>
+      </w:r>
+      <w:r>
+        <w:t xml:space="preserve"> </w:t>
+      </w:r>
+      <w:r>
+        <w:t xml:space="preserve">Open the four files in</w:t>
       </w:r>
       <w:r>
         <w:t xml:space="preserve"> </w:t>
@@ -87,7 +54,34 @@
         <w:rPr>
           <w:rStyle w:val="VerbatimChar"/>
         </w:rPr>
-        <w:t xml:space="preserve">GlobalExposures.data.Events</w:t>
+        <w:t xml:space="preserve">globalexposures/sql/</w:t>
+      </w:r>
+      <w:r>
+        <w:t xml:space="preserve"> </w:t>
+      </w:r>
+      <w:r>
+        <w:t xml:space="preserve">and</w:t>
+      </w:r>
+      <w:r>
+        <w:t xml:space="preserve"> </w:t>
+      </w:r>
+      <w:r>
+        <w:t xml:space="preserve">use the same approved snapshot and event selection for the exports.</w:t>
+      </w:r>
+      <w:r>
+        <w:t xml:space="preserve"> </w:t>
+      </w:r>
+      <w:r>
+        <w:t xml:space="preserve">Run</w:t>
+      </w:r>
+      <w:r>
+        <w:t xml:space="preserve"> </w:t>
+      </w:r>
+      <w:r>
+        <w:rPr>
+          <w:rStyle w:val="VerbatimChar"/>
+        </w:rPr>
+        <w:t xml:space="preserve">events.sql</w:t>
       </w:r>
       <w:r>
         <w:t xml:space="preserve">,</w:t>
@@ -99,7 +93,7 @@
         <w:rPr>
           <w:rStyle w:val="VerbatimChar"/>
         </w:rPr>
-        <w:t xml:space="preserve">ShapeFiles</w:t>
+        <w:t xml:space="preserve">shape-points.sql</w:t>
       </w:r>
       <w:r>
         <w:t xml:space="preserve"> </w:t>
@@ -114,272 +108,777 @@
         <w:rPr>
           <w:rStyle w:val="VerbatimChar"/>
         </w:rPr>
-        <w:t xml:space="preserve">PML</w:t>
+        <w:t xml:space="preserve">pml.sql</w:t>
+      </w:r>
+      <w:r>
+        <w:t xml:space="preserve"> </w:t>
+      </w:r>
+      <w:r>
+        <w:t xml:space="preserve">against</w:t>
+      </w:r>
+      <w:r>
+        <w:t xml:space="preserve"> </w:t>
+      </w:r>
+      <w:r>
+        <w:rPr>
+          <w:rStyle w:val="VerbatimChar"/>
+        </w:rPr>
+        <w:t xml:space="preserve">GlobalExposures</w:t>
       </w:r>
       <w:r>
         <w:t xml:space="preserve">.</w:t>
+      </w:r>
+      <w:r>
+        <w:t xml:space="preserve"> </w:t>
+      </w:r>
+      <w:r>
+        <w:t xml:space="preserve">Run</w:t>
+      </w:r>
+      <w:r>
+        <w:t xml:space="preserve"> </w:t>
+      </w:r>
+      <w:r>
+        <w:rPr>
+          <w:rStyle w:val="VerbatimChar"/>
+        </w:rPr>
+        <w:t xml:space="preserve">edm-exposures.sql</w:t>
+      </w:r>
+      <w:r>
+        <w:t xml:space="preserve"> </w:t>
+      </w:r>
+      <w:r>
+        <w:t xml:space="preserve">against the selected EDM snapshot and export the results as:</w:t>
+      </w:r>
+      <w:r>
+        <w:t xml:space="preserve"> </w:t>
+      </w:r>
+      <w:r>
+        <w:rPr>
+          <w:rStyle w:val="VerbatimChar"/>
+        </w:rPr>
+        <w:t xml:space="preserve">events.csv</w:t>
+      </w:r>
+      <w:r>
+        <w:t xml:space="preserve">,</w:t>
+      </w:r>
+      <w:r>
+        <w:t xml:space="preserve"> </w:t>
+      </w:r>
+      <w:r>
+        <w:rPr>
+          <w:rStyle w:val="VerbatimChar"/>
+        </w:rPr>
+        <w:t xml:space="preserve">shape-points.csv</w:t>
+      </w:r>
+      <w:r>
+        <w:t xml:space="preserve">,</w:t>
+      </w:r>
+      <w:r>
+        <w:t xml:space="preserve"> </w:t>
+      </w:r>
+      <w:r>
+        <w:rPr>
+          <w:rStyle w:val="VerbatimChar"/>
+        </w:rPr>
+        <w:t xml:space="preserve">pml.csv</w:t>
+      </w:r>
+      <w:r>
+        <w:t xml:space="preserve">, and</w:t>
+      </w:r>
+      <w:r>
+        <w:t xml:space="preserve"> </w:t>
+      </w:r>
+      <w:r>
+        <w:rPr>
+          <w:rStyle w:val="VerbatimChar"/>
+        </w:rPr>
+        <w:t xml:space="preserve">edm-exposures.csv</w:t>
+      </w:r>
+      <w:r>
+        <w:t xml:space="preserve">.</w:t>
+      </w:r>
+      <w:r>
+        <w:t xml:space="preserve"> </w:t>
+      </w:r>
+      <w:r>
+        <w:t xml:space="preserve">Use the same</w:t>
+      </w:r>
+      <w:r>
+        <w:t xml:space="preserve"> </w:t>
+      </w:r>
+      <w:r>
+        <w:rPr>
+          <w:rStyle w:val="VerbatimChar"/>
+        </w:rPr>
+        <w:t xml:space="preserve">@event_id</w:t>
+      </w:r>
+      <w:r>
+        <w:t xml:space="preserve"> </w:t>
+      </w:r>
+      <w:r>
+        <w:t xml:space="preserve">in those three queries (</w:t>
+      </w:r>
+      <w:r>
+        <w:rPr>
+          <w:rStyle w:val="VerbatimChar"/>
+        </w:rPr>
+        <w:t xml:space="preserve">NULL</w:t>
+      </w:r>
+      <w:r>
+        <w:t xml:space="preserve"> </w:t>
+      </w:r>
+      <w:r>
+        <w:t xml:space="preserve">means all events);</w:t>
+      </w:r>
+      <w:r>
+        <w:t xml:space="preserve"> </w:t>
+      </w:r>
+      <w:r>
+        <w:t xml:space="preserve">set</w:t>
+      </w:r>
+      <w:r>
+        <w:t xml:space="preserve"> </w:t>
+      </w:r>
+      <w:r>
+        <w:rPr>
+          <w:rStyle w:val="VerbatimChar"/>
+        </w:rPr>
+        <w:t xml:space="preserve">@peril_to_use</w:t>
+      </w:r>
+      <w:r>
+        <w:t xml:space="preserve"> </w:t>
+      </w:r>
+      <w:r>
+        <w:t xml:space="preserve">and</w:t>
+      </w:r>
+      <w:r>
+        <w:t xml:space="preserve"> </w:t>
+      </w:r>
+      <w:r>
+        <w:rPr>
+          <w:rStyle w:val="VerbatimChar"/>
+        </w:rPr>
+        <w:t xml:space="preserve">@portnum_filter</w:t>
+      </w:r>
+      <w:r>
+        <w:t xml:space="preserve"> </w:t>
+      </w:r>
+      <w:r>
+        <w:t xml:space="preserve">in the EDM query for the required exposure scope.</w:t>
       </w:r>
     </w:p>
     <w:p>
       <w:pPr>
-        <w:pStyle w:val="Compact"/>
         <w:numPr>
           <w:ilvl w:val="0"/>
           <w:numId w:val="1001"/>
         </w:numPr>
       </w:pPr>
       <w:r>
-        <w:t xml:space="preserve">Confirm event IDs, polygon validity, coordinates, policy/portfolio rules and independent exposure totals before any calculation.</w:t>
+        <w:rPr>
+          <w:b/>
+          <w:bCs/>
+        </w:rPr>
+        <w:t xml:space="preserve">Place the inputs.</w:t>
+      </w:r>
+      <w:r>
+        <w:t xml:space="preserve"> </w:t>
+      </w:r>
+      <w:r>
+        <w:t xml:space="preserve">Put the four header-bearing CSVs beside</w:t>
+      </w:r>
+      <w:r>
+        <w:t xml:space="preserve"> </w:t>
+      </w:r>
+      <w:r>
+        <w:rPr>
+          <w:rStyle w:val="VerbatimChar"/>
+        </w:rPr>
+        <w:t xml:space="preserve">exposures.py</w:t>
+      </w:r>
+      <w:r>
+        <w:t xml:space="preserve">, or set each constant below to an arbitrary full path. A</w:t>
+      </w:r>
+      <w:r>
+        <w:t xml:space="preserve"> </w:t>
+      </w:r>
+      <w:r>
+        <w:t xml:space="preserve">header-only shape or PML export can be valid for an event; review missing</w:t>
+      </w:r>
+      <w:r>
+        <w:t xml:space="preserve"> </w:t>
+      </w:r>
+      <w:r>
+        <w:t xml:space="preserve">shapes and every</w:t>
+      </w:r>
+      <w:r>
+        <w:t xml:space="preserve"> </w:t>
+      </w:r>
+      <w:r>
+        <w:rPr>
+          <w:rStyle w:val="VerbatimChar"/>
+        </w:rPr>
+        <w:t xml:space="preserve">No impacted exposures</w:t>
+      </w:r>
+      <w:r>
+        <w:t xml:space="preserve"> </w:t>
+      </w:r>
+      <w:r>
+        <w:t xml:space="preserve">result rather than treating them as</w:t>
+      </w:r>
+      <w:r>
+        <w:t xml:space="preserve"> </w:t>
+      </w:r>
+      <w:r>
+        <w:t xml:space="preserve">proof of no impact.</w:t>
       </w:r>
     </w:p>
     <w:p>
       <w:pPr>
-        <w:pStyle w:val="Compact"/>
         <w:numPr>
           <w:ilvl w:val="0"/>
           <w:numId w:val="1001"/>
         </w:numPr>
       </w:pPr>
       <w:r>
-        <w:t xml:space="preserve">Use a new, empty output folder for each run so files from different events or snapshots are not mixed.</w:t>
+        <w:rPr>
+          <w:b/>
+          <w:bCs/>
+        </w:rPr>
+        <w:t xml:space="preserve">Edit the constants at the top of</w:t>
+      </w:r>
+      <w:r>
+        <w:rPr>
+          <w:b/>
+          <w:bCs/>
+        </w:rPr>
+        <w:t xml:space="preserve"> </w:t>
+      </w:r>
+      <w:r>
+        <w:rPr>
+          <w:rStyle w:val="VerbatimChar"/>
+          <w:b/>
+          <w:bCs/>
+        </w:rPr>
+        <w:t xml:space="preserve">exposures.py</w:t>
+      </w:r>
+      <w:r>
+        <w:rPr>
+          <w:b/>
+          <w:bCs/>
+        </w:rPr>
+        <w:t xml:space="preserve">.</w:t>
+      </w:r>
+      <w:r>
+        <w:t xml:space="preserve"> </w:t>
+      </w:r>
+      <w:r>
+        <w:t xml:space="preserve">Use a new or empty</w:t>
+      </w:r>
+      <w:r>
+        <w:t xml:space="preserve"> </w:t>
+      </w:r>
+      <w:r>
+        <w:t xml:space="preserve">output folder and keep the paths and event selection explicit:</w:t>
       </w:r>
     </w:p>
     <w:p>
       <w:pPr>
-        <w:pStyle w:val="Compact"/>
+        <w:pStyle w:val="SourceCode"/>
+        <w:numPr>
+          <w:ilvl w:val="0"/>
+          <w:numId w:val="1000"/>
+        </w:numPr>
+      </w:pPr>
+      <w:r>
+        <w:rPr>
+          <w:rStyle w:val="NormalTok"/>
+        </w:rPr>
+        <w:t xml:space="preserve">EVENTS_INPUT_CSV </w:t>
+      </w:r>
+      <w:r>
+        <w:rPr>
+          <w:rStyle w:val="OperatorTok"/>
+        </w:rPr>
+        <w:t xml:space="preserve">=</w:t>
+      </w:r>
+      <w:r>
+        <w:rPr>
+          <w:rStyle w:val="NormalTok"/>
+        </w:rPr>
+        <w:t xml:space="preserve"> Path(</w:t>
+      </w:r>
+      <w:r>
+        <w:rPr>
+          <w:rStyle w:val="VariableTok"/>
+        </w:rPr>
+        <w:t xml:space="preserve">__file__</w:t>
+      </w:r>
+      <w:r>
+        <w:rPr>
+          <w:rStyle w:val="NormalTok"/>
+        </w:rPr>
+        <w:t xml:space="preserve">).with_name(</w:t>
+      </w:r>
+      <w:r>
+        <w:rPr>
+          <w:rStyle w:val="StringTok"/>
+        </w:rPr>
+        <w:t xml:space="preserve">"events.csv"</w:t>
+      </w:r>
+      <w:r>
+        <w:rPr>
+          <w:rStyle w:val="NormalTok"/>
+        </w:rPr>
+        <w:t xml:space="preserve">)</w:t>
+      </w:r>
+      <w:r>
+        <w:br/>
+      </w:r>
+      <w:r>
+        <w:rPr>
+          <w:rStyle w:val="NormalTok"/>
+        </w:rPr>
+        <w:t xml:space="preserve">SHAPE_POINTS_INPUT_CSV </w:t>
+      </w:r>
+      <w:r>
+        <w:rPr>
+          <w:rStyle w:val="OperatorTok"/>
+        </w:rPr>
+        <w:t xml:space="preserve">=</w:t>
+      </w:r>
+      <w:r>
+        <w:rPr>
+          <w:rStyle w:val="NormalTok"/>
+        </w:rPr>
+        <w:t xml:space="preserve"> Path(</w:t>
+      </w:r>
+      <w:r>
+        <w:rPr>
+          <w:rStyle w:val="VariableTok"/>
+        </w:rPr>
+        <w:t xml:space="preserve">__file__</w:t>
+      </w:r>
+      <w:r>
+        <w:rPr>
+          <w:rStyle w:val="NormalTok"/>
+        </w:rPr>
+        <w:t xml:space="preserve">).with_name(</w:t>
+      </w:r>
+      <w:r>
+        <w:rPr>
+          <w:rStyle w:val="StringTok"/>
+        </w:rPr>
+        <w:t xml:space="preserve">"shape-points.csv"</w:t>
+      </w:r>
+      <w:r>
+        <w:rPr>
+          <w:rStyle w:val="NormalTok"/>
+        </w:rPr>
+        <w:t xml:space="preserve">)</w:t>
+      </w:r>
+      <w:r>
+        <w:br/>
+      </w:r>
+      <w:r>
+        <w:rPr>
+          <w:rStyle w:val="NormalTok"/>
+        </w:rPr>
+        <w:t xml:space="preserve">PML_INPUT_CSV </w:t>
+      </w:r>
+      <w:r>
+        <w:rPr>
+          <w:rStyle w:val="OperatorTok"/>
+        </w:rPr>
+        <w:t xml:space="preserve">=</w:t>
+      </w:r>
+      <w:r>
+        <w:rPr>
+          <w:rStyle w:val="NormalTok"/>
+        </w:rPr>
+        <w:t xml:space="preserve"> Path(</w:t>
+      </w:r>
+      <w:r>
+        <w:rPr>
+          <w:rStyle w:val="VariableTok"/>
+        </w:rPr>
+        <w:t xml:space="preserve">__file__</w:t>
+      </w:r>
+      <w:r>
+        <w:rPr>
+          <w:rStyle w:val="NormalTok"/>
+        </w:rPr>
+        <w:t xml:space="preserve">).with_name(</w:t>
+      </w:r>
+      <w:r>
+        <w:rPr>
+          <w:rStyle w:val="StringTok"/>
+        </w:rPr>
+        <w:t xml:space="preserve">"pml.csv"</w:t>
+      </w:r>
+      <w:r>
+        <w:rPr>
+          <w:rStyle w:val="NormalTok"/>
+        </w:rPr>
+        <w:t xml:space="preserve">)</w:t>
+      </w:r>
+      <w:r>
+        <w:br/>
+      </w:r>
+      <w:r>
+        <w:rPr>
+          <w:rStyle w:val="NormalTok"/>
+        </w:rPr>
+        <w:t xml:space="preserve">EDM_INPUT_CSV </w:t>
+      </w:r>
+      <w:r>
+        <w:rPr>
+          <w:rStyle w:val="OperatorTok"/>
+        </w:rPr>
+        <w:t xml:space="preserve">=</w:t>
+      </w:r>
+      <w:r>
+        <w:rPr>
+          <w:rStyle w:val="NormalTok"/>
+        </w:rPr>
+        <w:t xml:space="preserve"> Path(</w:t>
+      </w:r>
+      <w:r>
+        <w:rPr>
+          <w:rStyle w:val="VariableTok"/>
+        </w:rPr>
+        <w:t xml:space="preserve">__file__</w:t>
+      </w:r>
+      <w:r>
+        <w:rPr>
+          <w:rStyle w:val="NormalTok"/>
+        </w:rPr>
+        <w:t xml:space="preserve">).with_name(</w:t>
+      </w:r>
+      <w:r>
+        <w:rPr>
+          <w:rStyle w:val="StringTok"/>
+        </w:rPr>
+        <w:t xml:space="preserve">"edm-exposures.csv"</w:t>
+      </w:r>
+      <w:r>
+        <w:rPr>
+          <w:rStyle w:val="NormalTok"/>
+        </w:rPr>
+        <w:t xml:space="preserve">)</w:t>
+      </w:r>
+      <w:r>
+        <w:br/>
+      </w:r>
+      <w:r>
+        <w:rPr>
+          <w:rStyle w:val="NormalTok"/>
+        </w:rPr>
+        <w:t xml:space="preserve">OUTPUT_DIR </w:t>
+      </w:r>
+      <w:r>
+        <w:rPr>
+          <w:rStyle w:val="OperatorTok"/>
+        </w:rPr>
+        <w:t xml:space="preserve">=</w:t>
+      </w:r>
+      <w:r>
+        <w:rPr>
+          <w:rStyle w:val="NormalTok"/>
+        </w:rPr>
+        <w:t xml:space="preserve"> Path(</w:t>
+      </w:r>
+      <w:r>
+        <w:rPr>
+          <w:rStyle w:val="VariableTok"/>
+        </w:rPr>
+        <w:t xml:space="preserve">__file__</w:t>
+      </w:r>
+      <w:r>
+        <w:rPr>
+          <w:rStyle w:val="NormalTok"/>
+        </w:rPr>
+        <w:t xml:space="preserve">).with_name(</w:t>
+      </w:r>
+      <w:r>
+        <w:rPr>
+          <w:rStyle w:val="StringTok"/>
+        </w:rPr>
+        <w:t xml:space="preserve">"global_exposures_outputs"</w:t>
+      </w:r>
+      <w:r>
+        <w:rPr>
+          <w:rStyle w:val="NormalTok"/>
+        </w:rPr>
+        <w:t xml:space="preserve">)</w:t>
+      </w:r>
+      <w:r>
+        <w:br/>
+      </w:r>
+      <w:r>
+        <w:rPr>
+          <w:rStyle w:val="NormalTok"/>
+        </w:rPr>
+        <w:t xml:space="preserve">EVENT_ID_TO_RUN </w:t>
+      </w:r>
+      <w:r>
+        <w:rPr>
+          <w:rStyle w:val="OperatorTok"/>
+        </w:rPr>
+        <w:t xml:space="preserve">=</w:t>
+      </w:r>
+      <w:r>
+        <w:rPr>
+          <w:rStyle w:val="NormalTok"/>
+        </w:rPr>
+        <w:t xml:space="preserve"> </w:t>
+      </w:r>
+      <w:r>
+        <w:rPr>
+          <w:rStyle w:val="VariableTok"/>
+        </w:rPr>
+        <w:t xml:space="preserve">None</w:t>
+      </w:r>
+      <w:r>
+        <w:rPr>
+          <w:rStyle w:val="NormalTok"/>
+        </w:rPr>
+        <w:t xml:space="preserve">  </w:t>
+      </w:r>
+      <w:r>
+        <w:rPr>
+          <w:rStyle w:val="CommentTok"/>
+        </w:rPr>
+        <w:t xml:space="preserve"># or one approved EventID</w:t>
+      </w:r>
+    </w:p>
+    <w:p>
+      <w:pPr>
         <w:numPr>
           <w:ilvl w:val="0"/>
           <w:numId w:val="1001"/>
         </w:numPr>
       </w:pPr>
       <w:r>
-        <w:t xml:space="preserve">Do not run or deliver this as an operator process until the spatial implementation, validation evidence and source rules have been approved.</w:t>
+        <w:rPr>
+          <w:b/>
+          <w:bCs/>
+        </w:rPr>
+        <w:t xml:space="preserve">Run from</w:t>
+      </w:r>
+      <w:r>
+        <w:rPr>
+          <w:b/>
+          <w:bCs/>
+        </w:rPr>
+        <w:t xml:space="preserve"> </w:t>
+      </w:r>
+      <w:r>
+        <w:rPr>
+          <w:rStyle w:val="VerbatimChar"/>
+          <w:b/>
+          <w:bCs/>
+        </w:rPr>
+        <w:t xml:space="preserve">globalexposures/</w:t>
+      </w:r>
+      <w:r>
+        <w:rPr>
+          <w:b/>
+          <w:bCs/>
+        </w:rPr>
+        <w:t xml:space="preserve">.</w:t>
+      </w:r>
+      <w:r>
+        <w:t xml:space="preserve"> </w:t>
+      </w:r>
+      <w:r>
+        <w:t xml:space="preserve">Use no CLI flags and no local virtual</w:t>
+      </w:r>
+      <w:r>
+        <w:t xml:space="preserve"> </w:t>
+      </w:r>
+      <w:r>
+        <w:t xml:space="preserve">environment:</w:t>
+      </w:r>
+    </w:p>
+    <w:p>
+      <w:pPr>
+        <w:pStyle w:val="SourceCode"/>
+        <w:numPr>
+          <w:ilvl w:val="0"/>
+          <w:numId w:val="1000"/>
+        </w:numPr>
+      </w:pPr>
+      <w:r>
+        <w:rPr>
+          <w:rStyle w:val="ExtensionTok"/>
+        </w:rPr>
+        <w:t xml:space="preserve">uv</w:t>
+      </w:r>
+      <w:r>
+        <w:rPr>
+          <w:rStyle w:val="NormalTok"/>
+        </w:rPr>
+        <w:t xml:space="preserve"> run </w:t>
+      </w:r>
+      <w:r>
+        <w:rPr>
+          <w:rStyle w:val="AttributeTok"/>
+        </w:rPr>
+        <w:t xml:space="preserve">--no-project</w:t>
+      </w:r>
+      <w:r>
+        <w:rPr>
+          <w:rStyle w:val="NormalTok"/>
+        </w:rPr>
+        <w:t xml:space="preserve"> </w:t>
+      </w:r>
+      <w:r>
+        <w:rPr>
+          <w:rStyle w:val="AttributeTok"/>
+        </w:rPr>
+        <w:t xml:space="preserve">--with-requirements</w:t>
+      </w:r>
+      <w:r>
+        <w:rPr>
+          <w:rStyle w:val="NormalTok"/>
+        </w:rPr>
+        <w:t xml:space="preserve"> requirements.txt python exposures.py</w:t>
+      </w:r>
+    </w:p>
+    <w:p>
+      <w:pPr>
+        <w:numPr>
+          <w:ilvl w:val="0"/>
+          <w:numId w:val="1001"/>
+        </w:numPr>
+      </w:pPr>
+      <w:r>
+        <w:rPr>
+          <w:b/>
+          <w:bCs/>
+        </w:rPr>
+        <w:t xml:space="preserve">Inspect the complete output pack.</w:t>
+      </w:r>
+      <w:r>
+        <w:t xml:space="preserve"> </w:t>
+      </w:r>
+      <w:r>
+        <w:t xml:space="preserve">Review the summary, run and error</w:t>
+      </w:r>
+      <w:r>
+        <w:t xml:space="preserve"> </w:t>
+      </w:r>
+      <w:r>
+        <w:t xml:space="preserve">logs,</w:t>
+      </w:r>
+      <w:r>
+        <w:t xml:space="preserve"> </w:t>
+      </w:r>
+      <w:r>
+        <w:rPr>
+          <w:rStyle w:val="VerbatimChar"/>
+        </w:rPr>
+        <w:t xml:space="preserve">*_location_rows.csv</w:t>
+      </w:r>
+      <w:r>
+        <w:t xml:space="preserve">, both breakdown files, and</w:t>
+      </w:r>
+      <w:r>
+        <w:t xml:space="preserve"> </w:t>
+      </w:r>
+      <w:r>
+        <w:rPr>
+          <w:rStyle w:val="VerbatimChar"/>
+        </w:rPr>
+        <w:t xml:space="preserve">edm_exposures.csv</w:t>
+      </w:r>
+      <w:r>
+        <w:t xml:space="preserve">.</w:t>
+      </w:r>
+      <w:r>
+        <w:t xml:space="preserve"> </w:t>
+      </w:r>
+      <w:r>
+        <w:t xml:space="preserve">Account for each selected event and reconcile totals. Missing PML is an</w:t>
+      </w:r>
+      <w:r>
+        <w:t xml:space="preserve"> </w:t>
+      </w:r>
+      <w:r>
+        <w:t xml:space="preserve">event failure. Boundary points count as impacted; an exposure in multiple</w:t>
+      </w:r>
+      <w:r>
+        <w:t xml:space="preserve"> </w:t>
+      </w:r>
+      <w:r>
+        <w:t xml:space="preserve">polygons keeps only the highest-PML match (then lowest</w:t>
+      </w:r>
+      <w:r>
+        <w:t xml:space="preserve"> </w:t>
+      </w:r>
+      <w:r>
+        <w:rPr>
+          <w:rStyle w:val="VerbatimChar"/>
+        </w:rPr>
+        <w:t xml:space="preserve">PolygonID</w:t>
+      </w:r>
+      <w:r>
+        <w:t xml:space="preserve">), not an</w:t>
+      </w:r>
+      <w:r>
+        <w:t xml:space="preserve"> </w:t>
+      </w:r>
+      <w:r>
+        <w:t xml:space="preserve">additive overlap. Investigate invalid or dropped coordinates, repaired</w:t>
+      </w:r>
+      <w:r>
+        <w:t xml:space="preserve"> </w:t>
+      </w:r>
+      <w:r>
+        <w:t xml:space="preserve">geometry, multiplied post-join exposure, and every zero result before</w:t>
+      </w:r>
+      <w:r>
+        <w:t xml:space="preserve"> </w:t>
+      </w:r>
+      <w:r>
+        <w:t xml:space="preserve">delivery. Keep inputs, constants, command, outputs, and reconciliations</w:t>
+      </w:r>
+      <w:r>
+        <w:t xml:space="preserve"> </w:t>
+      </w:r>
+      <w:r>
+        <w:t xml:space="preserve">together.</w:t>
+      </w:r>
+      <w:r>
+        <w:t xml:space="preserve"> </w:t>
+      </w:r>
+      <w:r>
+        <w:t xml:space="preserve">A</w:t>
+      </w:r>
+      <w:r>
+        <w:t xml:space="preserve"> </w:t>
+      </w:r>
+      <w:r>
+        <w:rPr>
+          <w:rStyle w:val="VerbatimChar"/>
+        </w:rPr>
+        <w:t xml:space="preserve">Complete</w:t>
+      </w:r>
+      <w:r>
+        <w:t xml:space="preserve"> </w:t>
+      </w:r>
+      <w:r>
+        <w:t xml:space="preserve">summary is processing status only; it does not approve a zero</w:t>
+      </w:r>
+      <w:r>
+        <w:t xml:space="preserve"> </w:t>
+      </w:r>
+      <w:r>
+        <w:t xml:space="preserve">result or establish that monetary totals are complete.</w:t>
       </w:r>
     </w:p>
     <w:bookmarkEnd w:id="9"/>
-    <w:bookmarkStart w:id="10" w:name="X21c8c4728cdc13c3bc79ccccb7044b0cf8e948a"/>
-    <w:p>
-      <w:pPr>
-        <w:pStyle w:val="Heading2"/>
-      </w:pPr>
-      <w:r>
-        <w:t xml:space="preserve">Check a supplied calculation pack</w:t>
-      </w:r>
-    </w:p>
-    <w:p>
-      <w:pPr>
-        <w:pStyle w:val="Compact"/>
-        <w:numPr>
-          <w:ilvl w:val="0"/>
-          <w:numId w:val="1002"/>
-        </w:numPr>
-      </w:pPr>
-      <w:r>
-        <w:t xml:space="preserve">Read</w:t>
-      </w:r>
-      <w:r>
-        <w:t xml:space="preserve"> </w:t>
-      </w:r>
-      <w:r>
-        <w:rPr>
-          <w:rStyle w:val="VerbatimChar"/>
-        </w:rPr>
-        <w:t xml:space="preserve">*_summary.csv</w:t>
-      </w:r>
-      <w:r>
-        <w:t xml:space="preserve"> </w:t>
-      </w:r>
-      <w:r>
-        <w:t xml:space="preserve">for status and event counts, not monetary totals.</w:t>
-      </w:r>
-    </w:p>
-    <w:p>
-      <w:pPr>
-        <w:pStyle w:val="Compact"/>
-        <w:numPr>
-          <w:ilvl w:val="0"/>
-          <w:numId w:val="1002"/>
-        </w:numPr>
-      </w:pPr>
-      <w:r>
-        <w:t xml:space="preserve">Check</w:t>
-      </w:r>
-      <w:r>
-        <w:t xml:space="preserve"> </w:t>
-      </w:r>
-      <w:r>
-        <w:rPr>
-          <w:rStyle w:val="VerbatimChar"/>
-        </w:rPr>
-        <w:t xml:space="preserve">*_run_log.csv</w:t>
-      </w:r>
-      <w:r>
-        <w:t xml:space="preserve"> </w:t>
-      </w:r>
-      <w:r>
-        <w:t xml:space="preserve">and</w:t>
-      </w:r>
-      <w:r>
-        <w:t xml:space="preserve"> </w:t>
-      </w:r>
-      <w:r>
-        <w:rPr>
-          <w:rStyle w:val="VerbatimChar"/>
-        </w:rPr>
-        <w:t xml:space="preserve">*_error_log.csv</w:t>
-      </w:r>
-      <w:r>
-        <w:t xml:space="preserve"> </w:t>
-      </w:r>
-      <w:r>
-        <w:t xml:space="preserve">and account for every selected event.</w:t>
-      </w:r>
-    </w:p>
-    <w:p>
-      <w:pPr>
-        <w:pStyle w:val="Compact"/>
-        <w:numPr>
-          <w:ilvl w:val="0"/>
-          <w:numId w:val="1002"/>
-        </w:numPr>
-      </w:pPr>
-      <w:r>
-        <w:t xml:space="preserve">Reconcile</w:t>
-      </w:r>
-      <w:r>
-        <w:t xml:space="preserve"> </w:t>
-      </w:r>
-      <w:r>
-        <w:rPr>
-          <w:rStyle w:val="VerbatimChar"/>
-        </w:rPr>
-        <w:t xml:space="preserve">edm_exposures.csv</w:t>
-      </w:r>
-      <w:r>
-        <w:t xml:space="preserve"> </w:t>
-      </w:r>
-      <w:r>
-        <w:t xml:space="preserve">to independent EDM totals.</w:t>
-      </w:r>
-    </w:p>
-    <w:p>
-      <w:pPr>
-        <w:pStyle w:val="Compact"/>
-        <w:numPr>
-          <w:ilvl w:val="0"/>
-          <w:numId w:val="1002"/>
-        </w:numPr>
-      </w:pPr>
-      <w:r>
-        <w:t xml:space="preserve">Reconcile</w:t>
-      </w:r>
-      <w:r>
-        <w:t xml:space="preserve"> </w:t>
-      </w:r>
-      <w:r>
-        <w:rPr>
-          <w:rStyle w:val="VerbatimChar"/>
-        </w:rPr>
-        <w:t xml:space="preserve">*_account_breakdown.csv</w:t>
-      </w:r>
-      <w:r>
-        <w:t xml:space="preserve"> </w:t>
-      </w:r>
-      <w:r>
-        <w:t xml:space="preserve">and</w:t>
-      </w:r>
-      <w:r>
-        <w:t xml:space="preserve"> </w:t>
-      </w:r>
-      <w:r>
-        <w:rPr>
-          <w:rStyle w:val="VerbatimChar"/>
-        </w:rPr>
-        <w:t xml:space="preserve">*_location_breakout.csv</w:t>
-      </w:r>
-      <w:r>
-        <w:t xml:space="preserve"> </w:t>
-      </w:r>
-      <w:r>
-        <w:t xml:space="preserve">to the impacted-location detail in</w:t>
-      </w:r>
-      <w:r>
-        <w:t xml:space="preserve"> </w:t>
-      </w:r>
-      <w:r>
-        <w:rPr>
-          <w:rStyle w:val="VerbatimChar"/>
-        </w:rPr>
-        <w:t xml:space="preserve">*_location_rows.csv</w:t>
-      </w:r>
-      <w:r>
-        <w:t xml:space="preserve">.</w:t>
-      </w:r>
-    </w:p>
-    <w:p>
-      <w:pPr>
-        <w:pStyle w:val="Compact"/>
-        <w:numPr>
-          <w:ilvl w:val="0"/>
-          <w:numId w:val="1002"/>
-        </w:numPr>
-      </w:pPr>
-      <w:r>
-        <w:t xml:space="preserve">Investigate missing files or headers, multiplied exposure, invalid geometry/PML, missing policy factors and every zero/no-impact result.</w:t>
-      </w:r>
-    </w:p>
-    <w:p>
-      <w:pPr>
-        <w:pStyle w:val="Compact"/>
-        <w:numPr>
-          <w:ilvl w:val="0"/>
-          <w:numId w:val="1002"/>
-        </w:numPr>
-      </w:pPr>
-      <w:r>
-        <w:t xml:space="preserve">Accept a zero only with independent evidence of no impact, and do not sum overlapping events without an agreed rule.</w:t>
-      </w:r>
-    </w:p>
-    <w:p>
-      <w:pPr>
-        <w:pStyle w:val="Compact"/>
-        <w:numPr>
-          <w:ilvl w:val="0"/>
-          <w:numId w:val="1002"/>
-        </w:numPr>
-      </w:pPr>
-      <w:r>
-        <w:t xml:space="preserve">Keep the full CSV pack, source settings, calculation command and reconciliations together.</w:t>
-      </w:r>
-    </w:p>
-    <w:p>
-      <w:pPr>
-        <w:pStyle w:val="FirstParagraph"/>
-      </w:pPr>
-      <w:r>
-        <w:t xml:space="preserve">There is no Excel-loading step for this process; a CSV pack alone does not establish that every event was calculated correctly.</w:t>
-      </w:r>
-    </w:p>
-    <w:p>
-      <w:pPr>
-        <w:pStyle w:val="BodyText"/>
-      </w:pPr>
-      <w:r>
-        <w:rPr>
-          <w:b/>
-          <w:bCs/>
-        </w:rPr>
-        <w:t xml:space="preserve">To return to later:</w:t>
-      </w:r>
-      <w:r>
-        <w:t xml:space="preserve"> </w:t>
-      </w:r>
-      <w:r>
-        <w:t xml:space="preserve">finish and validate the SQL Server spatial route before using this process for reporting.</w:t>
-      </w:r>
-    </w:p>
-    <w:bookmarkEnd w:id="10"/>
-    <w:bookmarkEnd w:id="11"/>
     <w:sectPr>
       <w:footnotePr>
         <w:numRestart w:val="eachSect"/>
@@ -579,36 +1078,6 @@
     <w:abstractNumId w:val="990"/>
   </w:num>
   <w:num w:numId="1001">
-    <w:abstractNumId w:val="99411"/>
-    <w:lvlOverride w:ilvl="0">
-      <w:startOverride w:val="1"/>
-    </w:lvlOverride>
-    <w:lvlOverride w:ilvl="1">
-      <w:startOverride w:val="1"/>
-    </w:lvlOverride>
-    <w:lvlOverride w:ilvl="2">
-      <w:startOverride w:val="1"/>
-    </w:lvlOverride>
-    <w:lvlOverride w:ilvl="3">
-      <w:startOverride w:val="1"/>
-    </w:lvlOverride>
-    <w:lvlOverride w:ilvl="4">
-      <w:startOverride w:val="1"/>
-    </w:lvlOverride>
-    <w:lvlOverride w:ilvl="5">
-      <w:startOverride w:val="1"/>
-    </w:lvlOverride>
-    <w:lvlOverride w:ilvl="6">
-      <w:startOverride w:val="1"/>
-    </w:lvlOverride>
-    <w:lvlOverride w:ilvl="7">
-      <w:startOverride w:val="1"/>
-    </w:lvlOverride>
-    <w:lvlOverride w:ilvl="8">
-      <w:startOverride w:val="1"/>
-    </w:lvlOverride>
-  </w:num>
-  <w:num w:numId="1002">
     <w:abstractNumId w:val="99411"/>
     <w:lvlOverride w:ilvl="0">
       <w:startOverride w:val="1"/>

--- a/docs/generated/Global-Exposures-Jan-2026.docx
+++ b/docs/generated/Global-Exposures-Jan-2026.docx
@@ -725,7 +725,7 @@
         <w:rPr>
           <w:rStyle w:val="AttributeTok"/>
         </w:rPr>
-        <w:t xml:space="preserve">--no-project</w:t>
+        <w:t xml:space="preserve">--isolated</w:t>
       </w:r>
       <w:r>
         <w:rPr>
@@ -737,13 +737,63 @@
         <w:rPr>
           <w:rStyle w:val="AttributeTok"/>
         </w:rPr>
-        <w:t xml:space="preserve">--with-requirements</w:t>
-      </w:r>
-      <w:r>
-        <w:rPr>
-          <w:rStyle w:val="NormalTok"/>
-        </w:rPr>
-        <w:t xml:space="preserve"> requirements.txt python exposures.py</w:t>
+        <w:t xml:space="preserve">--locked</w:t>
+      </w:r>
+      <w:r>
+        <w:rPr>
+          <w:rStyle w:val="NormalTok"/>
+        </w:rPr>
+        <w:t xml:space="preserve"> python exposures.py</w:t>
+      </w:r>
+    </w:p>
+    <w:p>
+      <w:pPr>
+        <w:numPr>
+          <w:ilvl w:val="0"/>
+          <w:numId w:val="1000"/>
+        </w:numPr>
+      </w:pPr>
+      <w:r>
+        <w:t xml:space="preserve">UV uses this folder’s</w:t>
+      </w:r>
+      <w:r>
+        <w:t xml:space="preserve"> </w:t>
+      </w:r>
+      <w:r>
+        <w:rPr>
+          <w:rStyle w:val="VerbatimChar"/>
+        </w:rPr>
+        <w:t xml:space="preserve">pyproject.toml</w:t>
+      </w:r>
+      <w:r>
+        <w:t xml:space="preserve"> </w:t>
+      </w:r>
+      <w:r>
+        <w:t xml:space="preserve">and</w:t>
+      </w:r>
+      <w:r>
+        <w:t xml:space="preserve"> </w:t>
+      </w:r>
+      <w:r>
+        <w:rPr>
+          <w:rStyle w:val="VerbatimChar"/>
+        </w:rPr>
+        <w:t xml:space="preserve">uv.lock</w:t>
+      </w:r>
+      <w:r>
+        <w:t xml:space="preserve">, without a local</w:t>
+      </w:r>
+      <w:r>
+        <w:t xml:space="preserve"> </w:t>
+      </w:r>
+      <w:r>
+        <w:rPr>
+          <w:rStyle w:val="VerbatimChar"/>
+        </w:rPr>
+        <w:t xml:space="preserve">.venv</w:t>
+      </w:r>
+      <w:r>
+        <w:t xml:space="preserve">.</w:t>
       </w:r>
     </w:p>
     <w:p>
